--- a/Signals/html_Lectures/notes/Lecture 09 Notes.docx
+++ b/Signals/html_Lectures/notes/Lecture 09 Notes.docx
@@ -275,25 +275,79 @@
           <w:sz w:val="22"/>
           <w:szCs w:val="22"/>
         </w:rPr>
-        <w:t xml:space="preserve">Time: about 2 min.</w:t>
-      </w:r>
-    </w:p>
-    <w:p>
-      <w:pPr>
-        <w:pStyle w:val="ListParagraph"/>
-        <w:numPr>
-          <w:ilvl w:val="0"/>
-          <w:numId w:val="2"/>
-        </w:numPr>
-        <w:spacing w:after="80"/>
-      </w:pPr>
-      <w:r>
-        <w:rPr>
-          <w:rFonts w:ascii="Calibri" w:cs="Calibri" w:eastAsia="Calibri" w:hAnsi="Calibri"/>
-          <w:sz w:val="22"/>
-          <w:szCs w:val="22"/>
-        </w:rPr>
-        <w:t xml:space="preserve">m &lt; n: a solution almost always exists but is not unique. m &gt; n: a random b almost surely has none. m = n: almost always a unique x, A nonsingular, x = A⁻¹b. Exception: singular square matrices (some b unreachable, others have many solutions).</w:t>
+        <w:t xml:space="preserve">Goal: decide, from the SHAPE of A (m rows = equations, n columns = unknowns), how many solutions Ax = b has.</w:t>
+      </w:r>
+    </w:p>
+    <w:p>
+      <w:pPr>
+        <w:pStyle w:val="ListParagraph"/>
+        <w:numPr>
+          <w:ilvl w:val="0"/>
+          <w:numId w:val="2"/>
+        </w:numPr>
+        <w:spacing w:after="80"/>
+      </w:pPr>
+      <w:r>
+        <w:rPr>
+          <w:rFonts w:ascii="Calibri" w:cs="Calibri" w:eastAsia="Calibri" w:hAnsi="Calibri"/>
+          <w:sz w:val="22"/>
+          <w:szCs w:val="22"/>
+        </w:rPr>
+        <w:t xml:space="preserve">Case m &lt; n (fewer equations than unknowns). Board: x₁ + x₂ = 3, one equation, two unknowns. Solutions: (3,0), (2,1), (1,2), … infinitely many. A solution almost always exists, but it is not unique, so the input cannot be recovered from the output.</w:t>
+      </w:r>
+    </w:p>
+    <w:p>
+      <w:pPr>
+        <w:pStyle w:val="ListParagraph"/>
+        <w:numPr>
+          <w:ilvl w:val="0"/>
+          <w:numId w:val="2"/>
+        </w:numPr>
+        <w:spacing w:after="80"/>
+      </w:pPr>
+      <w:r>
+        <w:rPr>
+          <w:rFonts w:ascii="Calibri" w:cs="Calibri" w:eastAsia="Calibri" w:hAnsi="Calibri"/>
+          <w:sz w:val="22"/>
+          <w:szCs w:val="22"/>
+        </w:rPr>
+        <w:t xml:space="preserve">Case m &gt; n (more equations than unknowns). Board: x + y = 3, x − y = 1, x + 2y = 0. The first two give x = 2, y = 1; the third needs 2 + 2 = 0, which is false. A random b almost surely has no solution.</w:t>
+      </w:r>
+    </w:p>
+    <w:p>
+      <w:pPr>
+        <w:pStyle w:val="ListParagraph"/>
+        <w:numPr>
+          <w:ilvl w:val="0"/>
+          <w:numId w:val="2"/>
+        </w:numPr>
+        <w:spacing w:after="80"/>
+      </w:pPr>
+      <w:r>
+        <w:rPr>
+          <w:rFonts w:ascii="Calibri" w:cs="Calibri" w:eastAsia="Calibri" w:hAnsi="Calibri"/>
+          <w:sz w:val="22"/>
+          <w:szCs w:val="22"/>
+        </w:rPr>
+        <w:t xml:space="preserve">Case m = n (square). Board: 2x + y = 3, x − y = 0. Adding: 3x = 3, so x = 1, y = 1. Unique. Almost every square system behaves like this: A is nonsingular and x = A⁻¹b.</w:t>
+      </w:r>
+    </w:p>
+    <w:p>
+      <w:pPr>
+        <w:pStyle w:val="ListParagraph"/>
+        <w:numPr>
+          <w:ilvl w:val="0"/>
+          <w:numId w:val="2"/>
+        </w:numPr>
+        <w:spacing w:after="80"/>
+      </w:pPr>
+      <w:r>
+        <w:rPr>
+          <w:rFonts w:ascii="Calibri" w:cs="Calibri" w:eastAsia="Calibri" w:hAnsi="Calibri"/>
+          <w:sz w:val="22"/>
+          <w:szCs w:val="22"/>
+        </w:rPr>
+        <w:t xml:space="preserve">Exception: a singular square matrix. Some b have no solution and others have infinitely many (slides 5, 20 to 22 show examples).</w:t>
       </w:r>
     </w:p>
     <w:p>
@@ -341,43 +395,97 @@
           <w:sz w:val="22"/>
           <w:szCs w:val="22"/>
         </w:rPr>
-        <w:t xml:space="preserve">Time: about 3 min.</w:t>
-      </w:r>
-    </w:p>
-    <w:p>
-      <w:pPr>
-        <w:pStyle w:val="ListParagraph"/>
-        <w:numPr>
-          <w:ilvl w:val="0"/>
-          <w:numId w:val="2"/>
-        </w:numPr>
-        <w:spacing w:after="80"/>
-      </w:pPr>
-      <w:r>
-        <w:rPr>
-          <w:rFonts w:ascii="Calibri" w:cs="Calibri" w:eastAsia="Calibri" w:hAnsi="Calibri"/>
-          <w:sz w:val="22"/>
-          <w:szCs w:val="22"/>
-        </w:rPr>
-        <w:t xml:space="preserve">A is nonsingular iff Ax = b has a unique solution for every b. Then x = A⁻¹b and AA⁻¹ = A⁻¹A = I. Permutations: P⁻¹ = Pᵀ.</w:t>
-      </w:r>
-    </w:p>
-    <w:p>
-      <w:pPr>
-        <w:pStyle w:val="ListParagraph"/>
-        <w:numPr>
-          <w:ilvl w:val="0"/>
-          <w:numId w:val="2"/>
-        </w:numPr>
-        <w:spacing w:after="80"/>
-      </w:pPr>
-      <w:r>
-        <w:rPr>
-          <w:rFonts w:ascii="Calibri" w:cs="Calibri" w:eastAsia="Calibri" w:hAnsi="Calibri"/>
-          <w:sz w:val="22"/>
-          <w:szCs w:val="22"/>
-        </w:rPr>
-        <w:t xml:space="preserve">Each identity is checked against the definition: (A⁻¹)⁻¹ = A; (Aᵀ)⁻¹ = (A⁻¹)ᵀ since Aᵀ(A⁻¹)ᵀ = (A⁻¹A)ᵀ = I; (AB)⁻¹ = B⁻¹A⁻¹ since (AB)(B⁻¹A⁻¹) = A(BB⁻¹)A⁻¹ = I.</w:t>
+        <w:t xml:space="preserve">Definition: a square A is nonsingular iff (“if and only if”) Ax = b has exactly one solution x for EVERY b. ⇔ means “is equivalent to”.</w:t>
+      </w:r>
+    </w:p>
+    <w:p>
+      <w:pPr>
+        <w:pStyle w:val="ListParagraph"/>
+        <w:numPr>
+          <w:ilvl w:val="0"/>
+          <w:numId w:val="2"/>
+        </w:numPr>
+        <w:spacing w:after="80"/>
+      </w:pPr>
+      <w:r>
+        <w:rPr>
+          <w:rFonts w:ascii="Calibri" w:cs="Calibri" w:eastAsia="Calibri" w:hAnsi="Calibri"/>
+          <w:sz w:val="22"/>
+          <w:szCs w:val="22"/>
+        </w:rPr>
+        <w:t xml:space="preserve">Step 1 — the map b ↦ x is linear, so it has a matrix. That matrix is A⁻¹: x = A⁻¹b. Substituting x back: A(A⁻¹b) = b for all b, so AA⁻¹ = I; in the other direction A⁻¹(Ax) = x, so A⁻¹A = I.</w:t>
+      </w:r>
+    </w:p>
+    <w:p>
+      <w:pPr>
+        <w:pStyle w:val="ListParagraph"/>
+        <w:numPr>
+          <w:ilvl w:val="0"/>
+          <w:numId w:val="2"/>
+        </w:numPr>
+        <w:spacing w:after="80"/>
+      </w:pPr>
+      <w:r>
+        <w:rPr>
+          <w:rFonts w:ascii="Calibri" w:cs="Calibri" w:eastAsia="Calibri" w:hAnsi="Calibri"/>
+          <w:sz w:val="22"/>
+          <w:szCs w:val="22"/>
+        </w:rPr>
+        <w:t xml:space="preserve">Step 2 — permutation matrices: P⁻¹ = Pᵀ because PᵀP = I (Lecture 8).</w:t>
+      </w:r>
+    </w:p>
+    <w:p>
+      <w:pPr>
+        <w:pStyle w:val="ListParagraph"/>
+        <w:numPr>
+          <w:ilvl w:val="0"/>
+          <w:numId w:val="2"/>
+        </w:numPr>
+        <w:spacing w:after="80"/>
+      </w:pPr>
+      <w:r>
+        <w:rPr>
+          <w:rFonts w:ascii="Calibri" w:cs="Calibri" w:eastAsia="Calibri" w:hAnsi="Calibri"/>
+          <w:sz w:val="22"/>
+          <w:szCs w:val="22"/>
+        </w:rPr>
+        <w:t xml:space="preserve">Step 3 — (A⁻¹)⁻¹ = A. Reason: A⁻¹ times A is I on both sides, and that is exactly what it means for A to be the inverse of A⁻¹.</w:t>
+      </w:r>
+    </w:p>
+    <w:p>
+      <w:pPr>
+        <w:pStyle w:val="ListParagraph"/>
+        <w:numPr>
+          <w:ilvl w:val="0"/>
+          <w:numId w:val="2"/>
+        </w:numPr>
+        <w:spacing w:after="80"/>
+      </w:pPr>
+      <w:r>
+        <w:rPr>
+          <w:rFonts w:ascii="Calibri" w:cs="Calibri" w:eastAsia="Calibri" w:hAnsi="Calibri"/>
+          <w:sz w:val="22"/>
+          <w:szCs w:val="22"/>
+        </w:rPr>
+        <w:t xml:space="preserve">Step 4 — (Aᵀ)⁻¹ = (A⁻¹)ᵀ. Test the candidate: Aᵀ(A⁻¹)ᵀ = (A⁻¹A)ᵀ (transpose of a product reverses the order) = Iᵀ = I. So (A⁻¹)ᵀ is the inverse of Aᵀ. Tiny example: A = [[1,0],[2,1]], A⁻¹ = [[1,0],[−2,1]]. Aᵀ = [[1,2],[0,1]], (A⁻¹)ᵀ = [[1,−2],[0,1]]. Aᵀ(A⁻¹)ᵀ = [[1·1+2·0, 1(−2)+2·1],[0·1+1·0, 0(−2)+1·1]] = [[1,0],[0,1]] ✓.</w:t>
+      </w:r>
+    </w:p>
+    <w:p>
+      <w:pPr>
+        <w:pStyle w:val="ListParagraph"/>
+        <w:numPr>
+          <w:ilvl w:val="0"/>
+          <w:numId w:val="2"/>
+        </w:numPr>
+        <w:spacing w:after="80"/>
+      </w:pPr>
+      <w:r>
+        <w:rPr>
+          <w:rFonts w:ascii="Calibri" w:cs="Calibri" w:eastAsia="Calibri" w:hAnsi="Calibri"/>
+          <w:sz w:val="22"/>
+          <w:szCs w:val="22"/>
+        </w:rPr>
+        <w:t xml:space="preserve">Step 5 — (AB)⁻¹ = B⁻¹A⁻¹. Multiply: (AB)(B⁻¹A⁻¹) = A(BB⁻¹)A⁻¹ (associativity) = A·I·A⁻¹ = AA⁻¹ = I. Think socks and shoes: undo the last step first.</w:t>
       </w:r>
     </w:p>
     <w:p>
@@ -425,25 +533,97 @@
           <w:sz w:val="22"/>
           <w:szCs w:val="22"/>
         </w:rPr>
-        <w:t xml:space="preserve">Time: about 2 min.</w:t>
-      </w:r>
-    </w:p>
-    <w:p>
-      <w:pPr>
-        <w:pStyle w:val="ListParagraph"/>
-        <w:numPr>
-          <w:ilvl w:val="0"/>
-          <w:numId w:val="2"/>
-        </w:numPr>
-        <w:spacing w:after="80"/>
-      </w:pPr>
-      <w:r>
-        <w:rPr>
-          <w:rFonts w:ascii="Calibri" w:cs="Calibri" w:eastAsia="Calibri" w:hAnsi="Calibri"/>
-          <w:sz w:val="22"/>
-          <w:szCs w:val="22"/>
-        </w:rPr>
-        <w:t xml:space="preserve">Each equation of a 2×2 system is a line. 2x + y = 3 and x − y = 0 cross at (1,1): unique. For A = [[1,3],[2,6]] row 2 is twice row 1: with b = (1,0) the lines x + 3y = 1 and x + 3y = 0 are parallel (no solution); with b = (1,2) they coincide (infinitely many).</w:t>
+        <w:t xml:space="preserve">Numbers behind the figure. Each equation of a 2×2 system is a line; the solution is where the lines cross.</w:t>
+      </w:r>
+    </w:p>
+    <w:p>
+      <w:pPr>
+        <w:pStyle w:val="ListParagraph"/>
+        <w:numPr>
+          <w:ilvl w:val="0"/>
+          <w:numId w:val="2"/>
+        </w:numPr>
+        <w:spacing w:after="80"/>
+      </w:pPr>
+      <w:r>
+        <w:rPr>
+          <w:rFonts w:ascii="Calibri" w:cs="Calibri" w:eastAsia="Calibri" w:hAnsi="Calibri"/>
+          <w:sz w:val="22"/>
+          <w:szCs w:val="22"/>
+        </w:rPr>
+        <w:t xml:space="preserve">Nonsingular example: 2x + y = 3 and x − y = 0. Second line: y = x. Put into the first: 2x + x = 3, x = 1, y = 1. The lines cross at (1,1).</w:t>
+      </w:r>
+    </w:p>
+    <w:p>
+      <w:pPr>
+        <w:pStyle w:val="ListParagraph"/>
+        <w:numPr>
+          <w:ilvl w:val="0"/>
+          <w:numId w:val="2"/>
+        </w:numPr>
+        <w:spacing w:after="80"/>
+      </w:pPr>
+      <w:r>
+        <w:rPr>
+          <w:rFonts w:ascii="Calibri" w:cs="Calibri" w:eastAsia="Calibri" w:hAnsi="Calibri"/>
+          <w:sz w:val="22"/>
+          <w:szCs w:val="22"/>
+        </w:rPr>
+        <w:t xml:space="preserve">Singular example: A = [[1,3],[2,6]], row 2 = 2 × row 1. The equations are x + 3y = b₁ and 2x + 6y = b₂, i.e. x + 3y = b₂/2.</w:t>
+      </w:r>
+    </w:p>
+    <w:p>
+      <w:pPr>
+        <w:pStyle w:val="ListParagraph"/>
+        <w:numPr>
+          <w:ilvl w:val="0"/>
+          <w:numId w:val="2"/>
+        </w:numPr>
+        <w:spacing w:after="80"/>
+      </w:pPr>
+      <w:r>
+        <w:rPr>
+          <w:rFonts w:ascii="Calibri" w:cs="Calibri" w:eastAsia="Calibri" w:hAnsi="Calibri"/>
+          <w:sz w:val="22"/>
+          <w:szCs w:val="22"/>
+        </w:rPr>
+        <w:t xml:space="preserve">b = (1,0): x + 3y = 1 and x + 3y = 0. The same left side cannot equal 1 and 0: parallel lines, no solution.</w:t>
+      </w:r>
+    </w:p>
+    <w:p>
+      <w:pPr>
+        <w:pStyle w:val="ListParagraph"/>
+        <w:numPr>
+          <w:ilvl w:val="0"/>
+          <w:numId w:val="2"/>
+        </w:numPr>
+        <w:spacing w:after="80"/>
+      </w:pPr>
+      <w:r>
+        <w:rPr>
+          <w:rFonts w:ascii="Calibri" w:cs="Calibri" w:eastAsia="Calibri" w:hAnsi="Calibri"/>
+          <w:sz w:val="22"/>
+          <w:szCs w:val="22"/>
+        </w:rPr>
+        <w:t xml:space="preserve">b = (1,2): x + 3y = 1 and x + 3y = 1. They are the same line: infinitely many solutions, e.g. (1,0), (−2,1), (4,−1).</w:t>
+      </w:r>
+    </w:p>
+    <w:p>
+      <w:pPr>
+        <w:pStyle w:val="ListParagraph"/>
+        <w:numPr>
+          <w:ilvl w:val="0"/>
+          <w:numId w:val="2"/>
+        </w:numPr>
+        <w:spacing w:after="80"/>
+      </w:pPr>
+      <w:r>
+        <w:rPr>
+          <w:rFonts w:ascii="Calibri" w:cs="Calibri" w:eastAsia="Calibri" w:hAnsi="Calibri"/>
+          <w:sz w:val="22"/>
+          <w:szCs w:val="22"/>
+        </w:rPr>
+        <w:t xml:space="preserve">Point at: one crossing, parallel lines, one coincident line.</w:t>
       </w:r>
     </w:p>
     <w:p>
@@ -491,43 +671,115 @@
           <w:sz w:val="22"/>
           <w:szCs w:val="22"/>
         </w:rPr>
-        <w:t xml:space="preserve">Time: about 3 min.</w:t>
-      </w:r>
-    </w:p>
-    <w:p>
-      <w:pPr>
-        <w:pStyle w:val="ListParagraph"/>
-        <w:numPr>
-          <w:ilvl w:val="0"/>
-          <w:numId w:val="2"/>
-        </w:numPr>
-        <w:spacing w:after="80"/>
-      </w:pPr>
-      <w:r>
-        <w:rPr>
-          <w:rFonts w:ascii="Calibri" w:cs="Calibri" w:eastAsia="Calibri" w:hAnsi="Calibri"/>
-          <w:sz w:val="22"/>
-          <w:szCs w:val="22"/>
-        </w:rPr>
-        <w:t xml:space="preserve">A = [[1,0],[2,1]], B = [[1,3],[0,1]]; A⁻¹ = [[1,0],[−2,1]], B⁻¹ = [[1,−3],[0,1]]. AB = [[1,3],[2,7]], B⁻¹A⁻¹ = [[7,−3],[−2,1]]. (AB)(B⁻¹A⁻¹) = [[7−6, −3+3],[14−14, −6+7]] = I. ✓</w:t>
-      </w:r>
-    </w:p>
-    <w:p>
-      <w:pPr>
-        <w:pStyle w:val="ListParagraph"/>
-        <w:numPr>
-          <w:ilvl w:val="0"/>
-          <w:numId w:val="2"/>
-        </w:numPr>
-        <w:spacing w:after="80"/>
-      </w:pPr>
-      <w:r>
-        <w:rPr>
-          <w:rFonts w:ascii="Calibri" w:cs="Calibri" w:eastAsia="Calibri" w:hAnsi="Calibri"/>
-          <w:sz w:val="22"/>
-          <w:szCs w:val="22"/>
-        </w:rPr>
-        <w:t xml:space="preserve">Wrong order A⁻¹B⁻¹ = [[1,−3],[−2,7]] gives first row [1(1)+3(−2), 1(−3)+3(7)] = [−5,18], not [1,0]. Notebook cell 2 verifies the rule with random 3×3 matrices.</w:t>
+        <w:t xml:space="preserve">Data: A = [[1,0],[2,1]], B = [[1,3],[0,1]]. Claim: (AB)⁻¹ = B⁻¹A⁻¹, not A⁻¹B⁻¹.</w:t>
+      </w:r>
+    </w:p>
+    <w:p>
+      <w:pPr>
+        <w:pStyle w:val="ListParagraph"/>
+        <w:numPr>
+          <w:ilvl w:val="0"/>
+          <w:numId w:val="2"/>
+        </w:numPr>
+        <w:spacing w:after="80"/>
+      </w:pPr>
+      <w:r>
+        <w:rPr>
+          <w:rFonts w:ascii="Calibri" w:cs="Calibri" w:eastAsia="Calibri" w:hAnsi="Calibri"/>
+          <w:sz w:val="22"/>
+          <w:szCs w:val="22"/>
+        </w:rPr>
+        <w:t xml:space="preserve">Step 1 — inverses (each satisfies MM⁻¹ = I): A⁻¹ = [[1,0],[−2,1]], B⁻¹ = [[1,−3],[0,1]]. Check A A⁻¹: [[1·1+0, 0],[2·1+1(−2), 1]] = [[1,0],[0,1]] ✓.</w:t>
+      </w:r>
+    </w:p>
+    <w:p>
+      <w:pPr>
+        <w:pStyle w:val="ListParagraph"/>
+        <w:numPr>
+          <w:ilvl w:val="0"/>
+          <w:numId w:val="2"/>
+        </w:numPr>
+        <w:spacing w:after="80"/>
+      </w:pPr>
+      <w:r>
+        <w:rPr>
+          <w:rFonts w:ascii="Calibri" w:cs="Calibri" w:eastAsia="Calibri" w:hAnsi="Calibri"/>
+          <w:sz w:val="22"/>
+          <w:szCs w:val="22"/>
+        </w:rPr>
+        <w:t xml:space="preserve">Step 2 — AB. (1,1): 1(1)+0(0) = 1. (1,2): 1(3)+0(1) = 3. (2,1): 2(1)+1(0) = 2. (2,2): 2(3)+1(1) = 7. AB = [[1,3],[2,7]].</w:t>
+      </w:r>
+    </w:p>
+    <w:p>
+      <w:pPr>
+        <w:pStyle w:val="ListParagraph"/>
+        <w:numPr>
+          <w:ilvl w:val="0"/>
+          <w:numId w:val="2"/>
+        </w:numPr>
+        <w:spacing w:after="80"/>
+      </w:pPr>
+      <w:r>
+        <w:rPr>
+          <w:rFonts w:ascii="Calibri" w:cs="Calibri" w:eastAsia="Calibri" w:hAnsi="Calibri"/>
+          <w:sz w:val="22"/>
+          <w:szCs w:val="22"/>
+        </w:rPr>
+        <w:t xml:space="preserve">Step 3 — B⁻¹A⁻¹. (1,1): 1(1)+(−3)(−2) = 7. (1,2): 1(0)+(−3)(1) = −3. (2,1): 0(1)+1(−2) = −2. (2,2): 0(0)+1(1) = 1. B⁻¹A⁻¹ = [[7,−3],[−2,1]].</w:t>
+      </w:r>
+    </w:p>
+    <w:p>
+      <w:pPr>
+        <w:pStyle w:val="ListParagraph"/>
+        <w:numPr>
+          <w:ilvl w:val="0"/>
+          <w:numId w:val="2"/>
+        </w:numPr>
+        <w:spacing w:after="80"/>
+      </w:pPr>
+      <w:r>
+        <w:rPr>
+          <w:rFonts w:ascii="Calibri" w:cs="Calibri" w:eastAsia="Calibri" w:hAnsi="Calibri"/>
+          <w:sz w:val="22"/>
+          <w:szCs w:val="22"/>
+        </w:rPr>
+        <w:t xml:space="preserve">Step 4 — multiply (AB)(B⁻¹A⁻¹): (1,1): 1(7)+3(−2) = 1. (1,2): 1(−3)+3(1) = 0. (2,1): 2(7)+7(−2) = 0. (2,2): 2(−3)+7(1) = 1. Result I ✓.</w:t>
+      </w:r>
+    </w:p>
+    <w:p>
+      <w:pPr>
+        <w:pStyle w:val="ListParagraph"/>
+        <w:numPr>
+          <w:ilvl w:val="0"/>
+          <w:numId w:val="2"/>
+        </w:numPr>
+        <w:spacing w:after="80"/>
+      </w:pPr>
+      <w:r>
+        <w:rPr>
+          <w:rFonts w:ascii="Calibri" w:cs="Calibri" w:eastAsia="Calibri" w:hAnsi="Calibri"/>
+          <w:sz w:val="22"/>
+          <w:szCs w:val="22"/>
+        </w:rPr>
+        <w:t xml:space="preserve">Step 5 — the wrong order. A⁻¹B⁻¹ = [[1·1+0, 1(−3)+0],[−2(1)+1(0), −2(−3)+1(1)]] = [[1,−3],[−2,7]]. First row of (AB)(A⁻¹B⁻¹): [1,3]·columns = 1(1)+3(−2) = −5 and 1(−3)+3(7) = 18, giving [−5, 18] ≠ [1, 0].</w:t>
+      </w:r>
+    </w:p>
+    <w:p>
+      <w:pPr>
+        <w:pStyle w:val="ListParagraph"/>
+        <w:numPr>
+          <w:ilvl w:val="0"/>
+          <w:numId w:val="2"/>
+        </w:numPr>
+        <w:spacing w:after="80"/>
+      </w:pPr>
+      <w:r>
+        <w:rPr>
+          <w:rFonts w:ascii="Calibri" w:cs="Calibri" w:eastAsia="Calibri" w:hAnsi="Calibri"/>
+          <w:sz w:val="22"/>
+          <w:szCs w:val="22"/>
+        </w:rPr>
+        <w:t xml:space="preserve">Notebook cell 2 checks the rule on a fixed 3×3 pair of matrices (not random) and prints True.</w:t>
       </w:r>
     </w:p>
     <w:p>
@@ -575,25 +827,115 @@
           <w:sz w:val="22"/>
           <w:szCs w:val="22"/>
         </w:rPr>
-        <w:t xml:space="preserve">Time: about 2 min.</w:t>
-      </w:r>
-    </w:p>
-    <w:p>
-      <w:pPr>
-        <w:pStyle w:val="ListParagraph"/>
-        <w:numPr>
-          <w:ilvl w:val="0"/>
-          <w:numId w:val="2"/>
-        </w:numPr>
-        <w:spacing w:after="80"/>
-      </w:pPr>
-      <w:r>
-        <w:rPr>
-          <w:rFonts w:ascii="Calibri" w:cs="Calibri" w:eastAsia="Calibri" w:hAnsi="Calibri"/>
-          <w:sz w:val="22"/>
-          <w:szCs w:val="22"/>
-        </w:rPr>
-        <w:t xml:space="preserve">D = diag(2,−3,5): D⁻¹ = diag(1/2, −1/3, 1/5); check 2·½ = 1, (−3)(−⅓) = 1, 5·⅕ = 1 (notebook cell 2). Triangular: forward substitution for L, backward for U. Why diagonal entries must be nonzero: each step divides by l_ii.</w:t>
+        <w:t xml:space="preserve">Notation: diag(2, −3, 5) is the diagonal matrix with these entries on the diagonal and 0 elsewhere. A lower triangular matrix has all entries above the diagonal equal to 0; an upper triangular matrix has all entries below the diagonal equal to 0. (Now on the slide.)</w:t>
+      </w:r>
+    </w:p>
+    <w:p>
+      <w:pPr>
+        <w:pStyle w:val="ListParagraph"/>
+        <w:numPr>
+          <w:ilvl w:val="0"/>
+          <w:numId w:val="2"/>
+        </w:numPr>
+        <w:spacing w:after="80"/>
+      </w:pPr>
+      <w:r>
+        <w:rPr>
+          <w:rFonts w:ascii="Calibri" w:cs="Calibri" w:eastAsia="Calibri" w:hAnsi="Calibri"/>
+          <w:sz w:val="22"/>
+          <w:szCs w:val="22"/>
+        </w:rPr>
+        <w:t xml:space="preserve">Step 1 — diagonal inverse. D x = b reads d_ii x_i = b_i, so x_i = b_i/d_ii. Hence D⁻¹ = diag(1/d₁₁, …) and every d_ii must be nonzero.</w:t>
+      </w:r>
+    </w:p>
+    <w:p>
+      <w:pPr>
+        <w:pStyle w:val="ListParagraph"/>
+        <w:numPr>
+          <w:ilvl w:val="0"/>
+          <w:numId w:val="2"/>
+        </w:numPr>
+        <w:spacing w:after="80"/>
+      </w:pPr>
+      <w:r>
+        <w:rPr>
+          <w:rFonts w:ascii="Calibri" w:cs="Calibri" w:eastAsia="Calibri" w:hAnsi="Calibri"/>
+          <w:sz w:val="22"/>
+          <w:szCs w:val="22"/>
+        </w:rPr>
+        <w:t xml:space="preserve">Step 2 — D = diag(2, −3, 5): D⁻¹ = diag(1/2, −1/3, 1/5). Check each product: 2·(1/2) = 1; (−3)(−1/3) = 1; 5·(1/5) = 1.</w:t>
+      </w:r>
+    </w:p>
+    <w:p>
+      <w:pPr>
+        <w:pStyle w:val="ListParagraph"/>
+        <w:numPr>
+          <w:ilvl w:val="0"/>
+          <w:numId w:val="2"/>
+        </w:numPr>
+        <w:spacing w:after="80"/>
+      </w:pPr>
+      <w:r>
+        <w:rPr>
+          <w:rFonts w:ascii="Calibri" w:cs="Calibri" w:eastAsia="Calibri" w:hAnsi="Calibri"/>
+          <w:sz w:val="22"/>
+          <w:szCs w:val="22"/>
+        </w:rPr>
+        <w:t xml:space="preserve">Step 3 — triangular, why we substitute. Row i of Lx = b has only x₁, …, x_i (entries above the diagonal are zero): l_i1 x₁ + … + l_ii x_i = b_i.</w:t>
+      </w:r>
+    </w:p>
+    <w:p>
+      <w:pPr>
+        <w:pStyle w:val="ListParagraph"/>
+        <w:numPr>
+          <w:ilvl w:val="0"/>
+          <w:numId w:val="2"/>
+        </w:numPr>
+        <w:spacing w:after="80"/>
+      </w:pPr>
+      <w:r>
+        <w:rPr>
+          <w:rFonts w:ascii="Calibri" w:cs="Calibri" w:eastAsia="Calibri" w:hAnsi="Calibri"/>
+          <w:sz w:val="22"/>
+          <w:szCs w:val="22"/>
+        </w:rPr>
+        <w:t xml:space="preserve">Step 4 — solve for x_i: x_i = (b_i − l_i1 x₁ − … − l_{i,i−1} x_{i−1}) / l_ii. The earlier unknowns are already known, so each row gives one new unknown.</w:t>
+      </w:r>
+    </w:p>
+    <w:p>
+      <w:pPr>
+        <w:pStyle w:val="ListParagraph"/>
+        <w:numPr>
+          <w:ilvl w:val="0"/>
+          <w:numId w:val="2"/>
+        </w:numPr>
+        <w:spacing w:after="80"/>
+      </w:pPr>
+      <w:r>
+        <w:rPr>
+          <w:rFonts w:ascii="Calibri" w:cs="Calibri" w:eastAsia="Calibri" w:hAnsi="Calibri"/>
+          <w:sz w:val="22"/>
+          <w:szCs w:val="22"/>
+        </w:rPr>
+        <w:t xml:space="preserve">Step 5 — each step divides by l_ii. If all l_ii ≠ 0, a unique x exists for every b, so L is nonsingular. If some l_ii = 0, that division fails.</w:t>
+      </w:r>
+    </w:p>
+    <w:p>
+      <w:pPr>
+        <w:pStyle w:val="ListParagraph"/>
+        <w:numPr>
+          <w:ilvl w:val="0"/>
+          <w:numId w:val="2"/>
+        </w:numPr>
+        <w:spacing w:after="80"/>
+      </w:pPr>
+      <w:r>
+        <w:rPr>
+          <w:rFonts w:ascii="Calibri" w:cs="Calibri" w:eastAsia="Calibri" w:hAnsi="Calibri"/>
+          <w:sz w:val="22"/>
+          <w:szCs w:val="22"/>
+        </w:rPr>
+        <w:t xml:space="preserve">Upper triangular U goes the other way: the last row has only x_n, then x_{n−1}, … (backward substitution).</w:t>
       </w:r>
     </w:p>
     <w:p>
@@ -641,25 +983,115 @@
           <w:sz w:val="22"/>
           <w:szCs w:val="22"/>
         </w:rPr>
-        <w:t xml:space="preserve">Time: about 4 min.</w:t>
-      </w:r>
-    </w:p>
-    <w:p>
-      <w:pPr>
-        <w:pStyle w:val="ListParagraph"/>
-        <w:numPr>
-          <w:ilvl w:val="0"/>
-          <w:numId w:val="2"/>
-        </w:numPr>
-        <w:spacing w:after="80"/>
-      </w:pPr>
-      <w:r>
-        <w:rPr>
-          <w:rFonts w:ascii="Calibri" w:cs="Calibri" w:eastAsia="Calibri" w:hAnsi="Calibri"/>
-          <w:sz w:val="22"/>
-          <w:szCs w:val="22"/>
-        </w:rPr>
-        <w:t xml:space="preserve">L = [[2,0,0],[5,−1,0],[1,−2,3]], general b. Row 1: x₁ = b₁/2. Row 2: 5x₁ − x₂ = b₂ ⇒ x₂ = 5x₁ − b₂ = (5/2)b₁ − b₂. Row 3: x₃ = (b₃ − x₁ + 2x₂)/3 = (b₃ − ½b₁ + 5b₁ − 2b₂)/3 = (9/2 b₁ − 2b₂ + b₃)/3 = (3/2)b₁ − (2/3)b₂ + (1/3)b₃.</w:t>
+        <w:t xml:space="preserve">Goal: find L⁻¹ by solving Lx = b for a general b = (b₁, b₂, b₃)ᵀ. Data: L = [[2,0,0],[5,−1,0],[1,−2,3]].</w:t>
+      </w:r>
+    </w:p>
+    <w:p>
+      <w:pPr>
+        <w:pStyle w:val="ListParagraph"/>
+        <w:numPr>
+          <w:ilvl w:val="0"/>
+          <w:numId w:val="2"/>
+        </w:numPr>
+        <w:spacing w:after="80"/>
+      </w:pPr>
+      <w:r>
+        <w:rPr>
+          <w:rFonts w:ascii="Calibri" w:cs="Calibri" w:eastAsia="Calibri" w:hAnsi="Calibri"/>
+          <w:sz w:val="22"/>
+          <w:szCs w:val="22"/>
+        </w:rPr>
+        <w:t xml:space="preserve">Step 1 — row 1: 2x₁ = b₁, so x₁ = b₁/2.</w:t>
+      </w:r>
+    </w:p>
+    <w:p>
+      <w:pPr>
+        <w:pStyle w:val="ListParagraph"/>
+        <w:numPr>
+          <w:ilvl w:val="0"/>
+          <w:numId w:val="2"/>
+        </w:numPr>
+        <w:spacing w:after="80"/>
+      </w:pPr>
+      <w:r>
+        <w:rPr>
+          <w:rFonts w:ascii="Calibri" w:cs="Calibri" w:eastAsia="Calibri" w:hAnsi="Calibri"/>
+          <w:sz w:val="22"/>
+          <w:szCs w:val="22"/>
+        </w:rPr>
+        <w:t xml:space="preserve">Step 2 — row 2: 5x₁ − x₂ = b₂, so x₂ = 5x₁ − b₂. Substitute x₁: x₂ = 5(b₁/2) − b₂ = (5/2)b₁ − b₂.</w:t>
+      </w:r>
+    </w:p>
+    <w:p>
+      <w:pPr>
+        <w:pStyle w:val="ListParagraph"/>
+        <w:numPr>
+          <w:ilvl w:val="0"/>
+          <w:numId w:val="2"/>
+        </w:numPr>
+        <w:spacing w:after="80"/>
+      </w:pPr>
+      <w:r>
+        <w:rPr>
+          <w:rFonts w:ascii="Calibri" w:cs="Calibri" w:eastAsia="Calibri" w:hAnsi="Calibri"/>
+          <w:sz w:val="22"/>
+          <w:szCs w:val="22"/>
+        </w:rPr>
+        <w:t xml:space="preserve">Step 3 — row 3: x₁ − 2x₂ + 3x₃ = b₃, so 3x₃ = b₃ − x₁ + 2x₂ (move x₁ and −2x₂ to the right, signs flip), x₃ = (1/3)(b₃ − x₁ + 2x₂).</w:t>
+      </w:r>
+    </w:p>
+    <w:p>
+      <w:pPr>
+        <w:pStyle w:val="ListParagraph"/>
+        <w:numPr>
+          <w:ilvl w:val="0"/>
+          <w:numId w:val="2"/>
+        </w:numPr>
+        <w:spacing w:after="80"/>
+      </w:pPr>
+      <w:r>
+        <w:rPr>
+          <w:rFonts w:ascii="Calibri" w:cs="Calibri" w:eastAsia="Calibri" w:hAnsi="Calibri"/>
+          <w:sz w:val="22"/>
+          <w:szCs w:val="22"/>
+        </w:rPr>
+        <w:t xml:space="preserve">Step 4 — substitute both: −x₁ = −b₁/2 and 2x₂ = 5b₁ − 2b₂. So b₃ − b₁/2 + 5b₁ − 2b₂ = (9/2)b₁ − 2b₂ + b₃ (since −1/2 + 5 = 9/2).</w:t>
+      </w:r>
+    </w:p>
+    <w:p>
+      <w:pPr>
+        <w:pStyle w:val="ListParagraph"/>
+        <w:numPr>
+          <w:ilvl w:val="0"/>
+          <w:numId w:val="2"/>
+        </w:numPr>
+        <w:spacing w:after="80"/>
+      </w:pPr>
+      <w:r>
+        <w:rPr>
+          <w:rFonts w:ascii="Calibri" w:cs="Calibri" w:eastAsia="Calibri" w:hAnsi="Calibri"/>
+          <w:sz w:val="22"/>
+          <w:szCs w:val="22"/>
+        </w:rPr>
+        <w:t xml:space="preserve">Step 5 — divide by 3: x₃ = (3/2)b₁ − (2/3)b₂ + (1/3)b₃.</w:t>
+      </w:r>
+    </w:p>
+    <w:p>
+      <w:pPr>
+        <w:pStyle w:val="ListParagraph"/>
+        <w:numPr>
+          <w:ilvl w:val="0"/>
+          <w:numId w:val="2"/>
+        </w:numPr>
+        <w:spacing w:after="80"/>
+      </w:pPr>
+      <w:r>
+        <w:rPr>
+          <w:rFonts w:ascii="Calibri" w:cs="Calibri" w:eastAsia="Calibri" w:hAnsi="Calibri"/>
+          <w:sz w:val="22"/>
+          <w:szCs w:val="22"/>
+        </w:rPr>
+        <w:t xml:space="preserve">Note: row 3 needs both x₁ and x₂, not just x₂ (pitfall on slide 23).</w:t>
       </w:r>
     </w:p>
     <w:p>
@@ -707,25 +1139,115 @@
           <w:sz w:val="22"/>
           <w:szCs w:val="22"/>
         </w:rPr>
-        <w:t xml:space="preserve">Time: about 3 min.</w:t>
-      </w:r>
-    </w:p>
-    <w:p>
-      <w:pPr>
-        <w:pStyle w:val="ListParagraph"/>
-        <w:numPr>
-          <w:ilvl w:val="0"/>
-          <w:numId w:val="2"/>
-        </w:numPr>
-        <w:spacing w:after="80"/>
-      </w:pPr>
-      <w:r>
-        <w:rPr>
-          <w:rFonts w:ascii="Calibri" w:cs="Calibri" w:eastAsia="Calibri" w:hAnsi="Calibri"/>
-          <w:sz w:val="22"/>
-          <w:szCs w:val="22"/>
-        </w:rPr>
-        <w:t xml:space="preserve">Rows of L⁻¹ are the coefficients: [[1/2,0,0],[5/2,−1,0],[3/2,−2/3,1/3]] (notebook cell 4). Check LL⁻¹: row 2 gives 5·½ − 1·5/2 = 0, 0 + 1 = 1; row 3 gives ½ − 5 + 9/2 = 0, 2 − 2 = 0, 1. All nine entries match I.</w:t>
+        <w:t xml:space="preserve">Step 1 — x = L⁻¹b, so the coefficients of b₁, b₂, b₃ in each x_i are row i of L⁻¹. From slide 8: x₁ = (1/2)b₁ + 0b₂ + 0b₃; x₂ = (5/2)b₁ − 1b₂ + 0b₃; x₃ = (3/2)b₁ − (2/3)b₂ + (1/3)b₃.</w:t>
+      </w:r>
+    </w:p>
+    <w:p>
+      <w:pPr>
+        <w:pStyle w:val="ListParagraph"/>
+        <w:numPr>
+          <w:ilvl w:val="0"/>
+          <w:numId w:val="2"/>
+        </w:numPr>
+        <w:spacing w:after="80"/>
+      </w:pPr>
+      <w:r>
+        <w:rPr>
+          <w:rFonts w:ascii="Calibri" w:cs="Calibri" w:eastAsia="Calibri" w:hAnsi="Calibri"/>
+          <w:sz w:val="22"/>
+          <w:szCs w:val="22"/>
+        </w:rPr>
+        <w:t xml:space="preserve">Step 2 — L⁻¹ = [[1/2,0,0],[5/2,−1,0],[3/2,−2/3,1/3]]. It is lower triangular, like L.</w:t>
+      </w:r>
+    </w:p>
+    <w:p>
+      <w:pPr>
+        <w:pStyle w:val="ListParagraph"/>
+        <w:numPr>
+          <w:ilvl w:val="0"/>
+          <w:numId w:val="2"/>
+        </w:numPr>
+        <w:spacing w:after="80"/>
+      </w:pPr>
+      <w:r>
+        <w:rPr>
+          <w:rFonts w:ascii="Calibri" w:cs="Calibri" w:eastAsia="Calibri" w:hAnsi="Calibri"/>
+          <w:sz w:val="22"/>
+          <w:szCs w:val="22"/>
+        </w:rPr>
+        <w:t xml:space="preserve">Step 3 — check LL⁻¹ = I, row of L times column of L⁻¹. Columns of L⁻¹: (1/2, 5/2, 3/2), (0, −1, −2/3), (0, 0, 1/3).</w:t>
+      </w:r>
+    </w:p>
+    <w:p>
+      <w:pPr>
+        <w:pStyle w:val="ListParagraph"/>
+        <w:numPr>
+          <w:ilvl w:val="0"/>
+          <w:numId w:val="2"/>
+        </w:numPr>
+        <w:spacing w:after="80"/>
+      </w:pPr>
+      <w:r>
+        <w:rPr>
+          <w:rFonts w:ascii="Calibri" w:cs="Calibri" w:eastAsia="Calibri" w:hAnsi="Calibri"/>
+          <w:sz w:val="22"/>
+          <w:szCs w:val="22"/>
+        </w:rPr>
+        <w:t xml:space="preserve">Row 1 of L = (2,0,0): 2(1/2) = 1; 0; 0. ✓</w:t>
+      </w:r>
+    </w:p>
+    <w:p>
+      <w:pPr>
+        <w:pStyle w:val="ListParagraph"/>
+        <w:numPr>
+          <w:ilvl w:val="0"/>
+          <w:numId w:val="2"/>
+        </w:numPr>
+        <w:spacing w:after="80"/>
+      </w:pPr>
+      <w:r>
+        <w:rPr>
+          <w:rFonts w:ascii="Calibri" w:cs="Calibri" w:eastAsia="Calibri" w:hAnsi="Calibri"/>
+          <w:sz w:val="22"/>
+          <w:szCs w:val="22"/>
+        </w:rPr>
+        <w:t xml:space="preserve">Row 2 of L = (5,−1,0): 5(1/2) − 1(5/2) = 5/2 − 5/2 = 0; 5(0) − 1(−1) = 1; 0. ✓</w:t>
+      </w:r>
+    </w:p>
+    <w:p>
+      <w:pPr>
+        <w:pStyle w:val="ListParagraph"/>
+        <w:numPr>
+          <w:ilvl w:val="0"/>
+          <w:numId w:val="2"/>
+        </w:numPr>
+        <w:spacing w:after="80"/>
+      </w:pPr>
+      <w:r>
+        <w:rPr>
+          <w:rFonts w:ascii="Calibri" w:cs="Calibri" w:eastAsia="Calibri" w:hAnsi="Calibri"/>
+          <w:sz w:val="22"/>
+          <w:szCs w:val="22"/>
+        </w:rPr>
+        <w:t xml:space="preserve">Row 3 of L = (1,−2,3): 1(1/2) − 2(5/2) + 3(3/2) = 1/2 − 5 + 9/2 = 0; 1(0) − 2(−1) + 3(−2/3) = 2 − 2 = 0; 3(1/3) = 1. ✓</w:t>
+      </w:r>
+    </w:p>
+    <w:p>
+      <w:pPr>
+        <w:pStyle w:val="ListParagraph"/>
+        <w:numPr>
+          <w:ilvl w:val="0"/>
+          <w:numId w:val="2"/>
+        </w:numPr>
+        <w:spacing w:after="80"/>
+      </w:pPr>
+      <w:r>
+        <w:rPr>
+          <w:rFonts w:ascii="Calibri" w:cs="Calibri" w:eastAsia="Calibri" w:hAnsi="Calibri"/>
+          <w:sz w:val="22"/>
+          <w:szCs w:val="22"/>
+        </w:rPr>
+        <w:t xml:space="preserve">All nine entries equal those of I. The notebook (cell 4) prints the same L⁻¹ and ‘L @ L⁻¹ = I? True’.</w:t>
       </w:r>
     </w:p>
     <w:p>
@@ -773,25 +1295,97 @@
           <w:sz w:val="22"/>
           <w:szCs w:val="22"/>
         </w:rPr>
-        <w:t xml:space="preserve">Time: about 3 min.</w:t>
-      </w:r>
-    </w:p>
-    <w:p>
-      <w:pPr>
-        <w:pStyle w:val="ListParagraph"/>
-        <w:numPr>
-          <w:ilvl w:val="0"/>
-          <w:numId w:val="2"/>
-        </w:numPr>
-        <w:spacing w:after="80"/>
-      </w:pPr>
-      <w:r>
-        <w:rPr>
-          <w:rFonts w:ascii="Calibri" w:cs="Calibri" w:eastAsia="Calibri" w:hAnsi="Calibri"/>
-          <w:sz w:val="22"/>
-          <w:szCs w:val="22"/>
-        </w:rPr>
-        <w:t xml:space="preserve">Ax = b ⇔ (MA)x = Mb for any nonsingular M. Phase 1 forward elimination: in step j use equation j to clear column j below the diagonal; the denominators are the pivots. Phase 2: back-substitute. An n×n system needs n − 1 elimination steps.</w:t>
+        <w:t xml:space="preserve">Goal: solve Ax = b for a general square A by turning it into a triangular system.</w:t>
+      </w:r>
+    </w:p>
+    <w:p>
+      <w:pPr>
+        <w:pStyle w:val="ListParagraph"/>
+        <w:numPr>
+          <w:ilvl w:val="0"/>
+          <w:numId w:val="2"/>
+        </w:numPr>
+        <w:spacing w:after="80"/>
+      </w:pPr>
+      <w:r>
+        <w:rPr>
+          <w:rFonts w:ascii="Calibri" w:cs="Calibri" w:eastAsia="Calibri" w:hAnsi="Calibri"/>
+          <w:sz w:val="22"/>
+          <w:szCs w:val="22"/>
+        </w:rPr>
+        <w:t xml:space="preserve">Step 1 — the principle. Multiply both sides by a nonsingular matrix M: Ax = b ⇒ (MA)x = Mb. Going back, multiply by M⁻¹. So the two systems have exactly the same solutions x.</w:t>
+      </w:r>
+    </w:p>
+    <w:p>
+      <w:pPr>
+        <w:pStyle w:val="ListParagraph"/>
+        <w:numPr>
+          <w:ilvl w:val="0"/>
+          <w:numId w:val="2"/>
+        </w:numPr>
+        <w:spacing w:after="80"/>
+      </w:pPr>
+      <w:r>
+        <w:rPr>
+          <w:rFonts w:ascii="Calibri" w:cs="Calibri" w:eastAsia="Calibri" w:hAnsi="Calibri"/>
+          <w:sz w:val="22"/>
+          <w:szCs w:val="22"/>
+        </w:rPr>
+        <w:t xml:space="preserve">Step 2 — choose M (built from row operations) so that MA = U is upper triangular. Then Ux = c with c = Mb.</w:t>
+      </w:r>
+    </w:p>
+    <w:p>
+      <w:pPr>
+        <w:pStyle w:val="ListParagraph"/>
+        <w:numPr>
+          <w:ilvl w:val="0"/>
+          <w:numId w:val="2"/>
+        </w:numPr>
+        <w:spacing w:after="80"/>
+      </w:pPr>
+      <w:r>
+        <w:rPr>
+          <w:rFonts w:ascii="Calibri" w:cs="Calibri" w:eastAsia="Calibri" w:hAnsi="Calibri"/>
+          <w:sz w:val="22"/>
+          <w:szCs w:val="22"/>
+        </w:rPr>
+        <w:t xml:space="preserve">Phase 1 — forward elimination. In step j, use row j to make the entries below the diagonal in column j zero. The number we divide by, the diagonal entry a_jj, is called the pivot. The multiplier for row i is m_ij = a_ij / a_jj and the operation is R_i ← R_i − m_ij R_j (R_i = row i).</w:t>
+      </w:r>
+    </w:p>
+    <w:p>
+      <w:pPr>
+        <w:pStyle w:val="ListParagraph"/>
+        <w:numPr>
+          <w:ilvl w:val="0"/>
+          <w:numId w:val="2"/>
+        </w:numPr>
+        <w:spacing w:after="80"/>
+      </w:pPr>
+      <w:r>
+        <w:rPr>
+          <w:rFonts w:ascii="Calibri" w:cs="Calibri" w:eastAsia="Calibri" w:hAnsi="Calibri"/>
+          <w:sz w:val="22"/>
+          <w:szCs w:val="22"/>
+        </w:rPr>
+        <w:t xml:space="preserve">Phase 2 — backward substitution: solve U x = c from the last row up.</w:t>
+      </w:r>
+    </w:p>
+    <w:p>
+      <w:pPr>
+        <w:pStyle w:val="ListParagraph"/>
+        <w:numPr>
+          <w:ilvl w:val="0"/>
+          <w:numId w:val="2"/>
+        </w:numPr>
+        <w:spacing w:after="80"/>
+      </w:pPr>
+      <w:r>
+        <w:rPr>
+          <w:rFonts w:ascii="Calibri" w:cs="Calibri" w:eastAsia="Calibri" w:hAnsi="Calibri"/>
+          <w:sz w:val="22"/>
+          <w:szCs w:val="22"/>
+        </w:rPr>
+        <w:t xml:space="preserve">Count: an n×n system needs n − 1 elimination steps (3×3: two steps).</w:t>
       </w:r>
     </w:p>
     <w:p>
@@ -839,25 +1433,133 @@
           <w:sz w:val="22"/>
           <w:szCs w:val="22"/>
         </w:rPr>
-        <w:t xml:space="preserve">Time: about 3 min.</w:t>
-      </w:r>
-    </w:p>
-    <w:p>
-      <w:pPr>
-        <w:pStyle w:val="ListParagraph"/>
-        <w:numPr>
-          <w:ilvl w:val="0"/>
-          <w:numId w:val="2"/>
-        </w:numPr>
-        <w:spacing w:after="80"/>
-      </w:pPr>
-      <w:r>
-        <w:rPr>
-          <w:rFonts w:ascii="Calibri" w:cs="Calibri" w:eastAsia="Calibri" w:hAnsi="Calibri"/>
-          <w:sz w:val="22"/>
-          <w:szCs w:val="22"/>
-        </w:rPr>
-        <w:t xml:space="preserve">E₁ = [[1,0,0],[−2,1,0],[4,0,1]]: E₁A = [[2,1,−1],[0,−2,1],[0,6,−1]], E₁b = (6, −12+6, 24−10) = (6,−6,14). E₂ = [[1,0,0],[0,1,0],[0,3,1]]: E₂E₁A = U = [[2,1,−1],[0,−2,1],[0,0,2]], E₂E₁b = (6,−6,−4). M = E₂E₁ is nonsingular, so the solution is unchanged.</w:t>
+        <w:t xml:space="preserve">Notation: R_i means row i of the system; “R₂ − 2R₁” means replace row 2 by (row 2) minus 2 times (row 1). (Now on the slide.)</w:t>
+      </w:r>
+    </w:p>
+    <w:p>
+      <w:pPr>
+        <w:pStyle w:val="ListParagraph"/>
+        <w:numPr>
+          <w:ilvl w:val="0"/>
+          <w:numId w:val="2"/>
+        </w:numPr>
+        <w:spacing w:after="80"/>
+      </w:pPr>
+      <w:r>
+        <w:rPr>
+          <w:rFonts w:ascii="Calibri" w:cs="Calibri" w:eastAsia="Calibri" w:hAnsi="Calibri"/>
+          <w:sz w:val="22"/>
+          <w:szCs w:val="22"/>
+        </w:rPr>
+        <w:t xml:space="preserve">Data: A = [[2,1,−1],[4,0,−1],[−8,2,3]], b = (6, 6, −10).</w:t>
+      </w:r>
+    </w:p>
+    <w:p>
+      <w:pPr>
+        <w:pStyle w:val="ListParagraph"/>
+        <w:numPr>
+          <w:ilvl w:val="0"/>
+          <w:numId w:val="2"/>
+        </w:numPr>
+        <w:spacing w:after="80"/>
+      </w:pPr>
+      <w:r>
+        <w:rPr>
+          <w:rFonts w:ascii="Calibri" w:cs="Calibri" w:eastAsia="Calibri" w:hAnsi="Calibri"/>
+          <w:sz w:val="22"/>
+          <w:szCs w:val="22"/>
+        </w:rPr>
+        <w:t xml:space="preserve">Step 1 — E₁ = [[1,0,0],[−2,1,0],[4,0,1]] performs step 1. Its row 2 says “−2 × row 1 + row 2”, its row 3 says “4 × row 1 + row 3”.</w:t>
+      </w:r>
+    </w:p>
+    <w:p>
+      <w:pPr>
+        <w:pStyle w:val="ListParagraph"/>
+        <w:numPr>
+          <w:ilvl w:val="0"/>
+          <w:numId w:val="2"/>
+        </w:numPr>
+        <w:spacing w:after="80"/>
+      </w:pPr>
+      <w:r>
+        <w:rPr>
+          <w:rFonts w:ascii="Calibri" w:cs="Calibri" w:eastAsia="Calibri" w:hAnsi="Calibri"/>
+          <w:sz w:val="22"/>
+          <w:szCs w:val="22"/>
+        </w:rPr>
+        <w:t xml:space="preserve">Step 2 — E₁A. Row 1 stays (2,1,−1). Row 2 = −2(2,1,−1) + (4,0,−1) = (−4+4, −2+0, 2−1) = (0,−2,1). Row 3 = 4(2,1,−1) + (−8,2,3) = (8−8, 4+2, −4+3) = (0,6,−1).</w:t>
+      </w:r>
+    </w:p>
+    <w:p>
+      <w:pPr>
+        <w:pStyle w:val="ListParagraph"/>
+        <w:numPr>
+          <w:ilvl w:val="0"/>
+          <w:numId w:val="2"/>
+        </w:numPr>
+        <w:spacing w:after="80"/>
+      </w:pPr>
+      <w:r>
+        <w:rPr>
+          <w:rFonts w:ascii="Calibri" w:cs="Calibri" w:eastAsia="Calibri" w:hAnsi="Calibri"/>
+          <w:sz w:val="22"/>
+          <w:szCs w:val="22"/>
+        </w:rPr>
+        <w:t xml:space="preserve">Step 3 — E₁b: row 1 = 6; row 2 = −2(6) + 6 = −12 + 6 = −6; row 3 = 4(6) + (−10) = 24 − 10 = 14. E₁b = (6, −6, 14).</w:t>
+      </w:r>
+    </w:p>
+    <w:p>
+      <w:pPr>
+        <w:pStyle w:val="ListParagraph"/>
+        <w:numPr>
+          <w:ilvl w:val="0"/>
+          <w:numId w:val="2"/>
+        </w:numPr>
+        <w:spacing w:after="80"/>
+      </w:pPr>
+      <w:r>
+        <w:rPr>
+          <w:rFonts w:ascii="Calibri" w:cs="Calibri" w:eastAsia="Calibri" w:hAnsi="Calibri"/>
+          <w:sz w:val="22"/>
+          <w:szCs w:val="22"/>
+        </w:rPr>
+        <w:t xml:space="preserve">Step 4 — E₂ = [[1,0,0],[0,1,0],[0,3,1]] adds 3 × row 2 to row 3. E₂(E₁A): row 3 = 3(0,−2,1) + (0,6,−1) = (0, −6+6, 3−1) = (0,0,2). So U = [[2,1,−1],[0,−2,1],[0,0,2]].</w:t>
+      </w:r>
+    </w:p>
+    <w:p>
+      <w:pPr>
+        <w:pStyle w:val="ListParagraph"/>
+        <w:numPr>
+          <w:ilvl w:val="0"/>
+          <w:numId w:val="2"/>
+        </w:numPr>
+        <w:spacing w:after="80"/>
+      </w:pPr>
+      <w:r>
+        <w:rPr>
+          <w:rFonts w:ascii="Calibri" w:cs="Calibri" w:eastAsia="Calibri" w:hAnsi="Calibri"/>
+          <w:sz w:val="22"/>
+          <w:szCs w:val="22"/>
+        </w:rPr>
+        <w:t xml:space="preserve">Step 5 — E₂(E₁b): row 3 = 3(−6) + 14 = −18 + 14 = −4. So c = (6, −6, −4).</w:t>
+      </w:r>
+    </w:p>
+    <w:p>
+      <w:pPr>
+        <w:pStyle w:val="ListParagraph"/>
+        <w:numPr>
+          <w:ilvl w:val="0"/>
+          <w:numId w:val="2"/>
+        </w:numPr>
+        <w:spacing w:after="80"/>
+      </w:pPr>
+      <w:r>
+        <w:rPr>
+          <w:rFonts w:ascii="Calibri" w:cs="Calibri" w:eastAsia="Calibri" w:hAnsi="Calibri"/>
+          <w:sz w:val="22"/>
+          <w:szCs w:val="22"/>
+        </w:rPr>
+        <w:t xml:space="preserve">Step 6 — M = E₂E₁ = [[1,0,0],[−2,1,0],[−2,3,1]] (row 3 = 3·(−2,1,0) + (4,0,1)). M is nonsingular (each E undoes by the opposite sign), so Ax = b ⇔ Ux = Mb: the same x, an easier system.</w:t>
       </w:r>
     </w:p>
     <w:p>
@@ -905,25 +1607,79 @@
           <w:sz w:val="22"/>
           <w:szCs w:val="22"/>
         </w:rPr>
-        <w:t xml:space="preserve">Time: about 3 min.</w:t>
-      </w:r>
-    </w:p>
-    <w:p>
-      <w:pPr>
-        <w:pStyle w:val="ListParagraph"/>
-        <w:numPr>
-          <w:ilvl w:val="0"/>
-          <w:numId w:val="2"/>
-        </w:numPr>
-        <w:spacing w:after="80"/>
-      </w:pPr>
-      <w:r>
-        <w:rPr>
-          <w:rFonts w:ascii="Calibri" w:cs="Calibri" w:eastAsia="Calibri" w:hAnsi="Calibri"/>
-          <w:sz w:val="22"/>
-          <w:szCs w:val="22"/>
-        </w:rPr>
-        <w:t xml:space="preserve">System [[2,1,−1],[4,0,−1],[−8,2,3]]x = (6,6,−10). Pivot 2. Row 2: multiplier 4/2 = 2: (4,0,−1|6) − (4,2,−2|12) = (0,−2,1|−6). Row 3: multiplier −8/2 = −4: (−8,2,3|−10) + (8,4,−4|24) = (0,6,−1|14).</w:t>
+        <w:t xml:space="preserve">Data: [[2,1,−1],[4,0,−1],[−8,2,3]] x = (6, 6, −10). Write each equation as a row (a_i1, a_i2, a_i3 | b_i), where the bar separates coefficients from the right side. Pivot = 2 (row 1, column 1).</w:t>
+      </w:r>
+    </w:p>
+    <w:p>
+      <w:pPr>
+        <w:pStyle w:val="ListParagraph"/>
+        <w:numPr>
+          <w:ilvl w:val="0"/>
+          <w:numId w:val="2"/>
+        </w:numPr>
+        <w:spacing w:after="80"/>
+      </w:pPr>
+      <w:r>
+        <w:rPr>
+          <w:rFonts w:ascii="Calibri" w:cs="Calibri" w:eastAsia="Calibri" w:hAnsi="Calibri"/>
+          <w:sz w:val="22"/>
+          <w:szCs w:val="22"/>
+        </w:rPr>
+        <w:t xml:space="preserve">Step 1 — row 2: multiplier m₂₁ = a₂₁/pivot = 4/2 = 2. R₂ − 2R₁: (4,0,−1 | 6) − 2(2,1,−1 | 6) = (4,0,−1 | 6) − (4,2,−2 | 12) = (4−4, 0−2, −1+2 | 6−12) = (0,−2,1 | −6).</w:t>
+      </w:r>
+    </w:p>
+    <w:p>
+      <w:pPr>
+        <w:pStyle w:val="ListParagraph"/>
+        <w:numPr>
+          <w:ilvl w:val="0"/>
+          <w:numId w:val="2"/>
+        </w:numPr>
+        <w:spacing w:after="80"/>
+      </w:pPr>
+      <w:r>
+        <w:rPr>
+          <w:rFonts w:ascii="Calibri" w:cs="Calibri" w:eastAsia="Calibri" w:hAnsi="Calibri"/>
+          <w:sz w:val="22"/>
+          <w:szCs w:val="22"/>
+        </w:rPr>
+        <w:t xml:space="preserve">Step 2 — row 3: multiplier m₃₁ = −8/2 = −4. R₃ − (−4)R₁ = R₃ + 4R₁: (−8,2,3 | −10) + 4(2,1,−1 | 6) = (−8,2,3 | −10) + (8,4,−4 | 24) = (0, 6, −1 | 14).</w:t>
+      </w:r>
+    </w:p>
+    <w:p>
+      <w:pPr>
+        <w:pStyle w:val="ListParagraph"/>
+        <w:numPr>
+          <w:ilvl w:val="0"/>
+          <w:numId w:val="2"/>
+        </w:numPr>
+        <w:spacing w:after="80"/>
+      </w:pPr>
+      <w:r>
+        <w:rPr>
+          <w:rFonts w:ascii="Calibri" w:cs="Calibri" w:eastAsia="Calibri" w:hAnsi="Calibri"/>
+          <w:sz w:val="22"/>
+          <w:szCs w:val="22"/>
+        </w:rPr>
+        <w:t xml:space="preserve">Step 3 — system after step 1: rows (2,1,−1 | 6), (0,−2,1 | −6), (0,6,−1 | 14).</w:t>
+      </w:r>
+    </w:p>
+    <w:p>
+      <w:pPr>
+        <w:pStyle w:val="ListParagraph"/>
+        <w:numPr>
+          <w:ilvl w:val="0"/>
+          <w:numId w:val="2"/>
+        </w:numPr>
+        <w:spacing w:after="80"/>
+      </w:pPr>
+      <w:r>
+        <w:rPr>
+          <w:rFonts w:ascii="Calibri" w:cs="Calibri" w:eastAsia="Calibri" w:hAnsi="Calibri"/>
+          <w:sz w:val="22"/>
+          <w:szCs w:val="22"/>
+        </w:rPr>
+        <w:t xml:space="preserve">Check: row 2 should equal the first column of E₁A and E₁b from slide 11: (0,−2,1 | −6) ✓.</w:t>
       </w:r>
     </w:p>
     <w:p>
@@ -971,25 +1727,79 @@
           <w:sz w:val="22"/>
           <w:szCs w:val="22"/>
         </w:rPr>
-        <w:t xml:space="preserve">Time: about 2 min.</w:t>
-      </w:r>
-    </w:p>
-    <w:p>
-      <w:pPr>
-        <w:pStyle w:val="ListParagraph"/>
-        <w:numPr>
-          <w:ilvl w:val="0"/>
-          <w:numId w:val="2"/>
-        </w:numPr>
-        <w:spacing w:after="80"/>
-      </w:pPr>
-      <w:r>
-        <w:rPr>
-          <w:rFonts w:ascii="Calibri" w:cs="Calibri" w:eastAsia="Calibri" w:hAnsi="Calibri"/>
-          <w:sz w:val="22"/>
-          <w:szCs w:val="22"/>
-        </w:rPr>
-        <w:t xml:space="preserve">Pivot −2 (row 2). m₃₂ = 6/(−2) = −3, R₃ + 3R₂: (0,6,−1|14) + (0,−6,3|−18) = (0,0,2|−4). Pivots 2, −2, 2 all nonzero, so A is nonsingular.</w:t>
+        <w:t xml:space="preserve">Step 1 — new pivot = −2 (row 2, column 2). Only row 3 remains below it.</w:t>
+      </w:r>
+    </w:p>
+    <w:p>
+      <w:pPr>
+        <w:pStyle w:val="ListParagraph"/>
+        <w:numPr>
+          <w:ilvl w:val="0"/>
+          <w:numId w:val="2"/>
+        </w:numPr>
+        <w:spacing w:after="80"/>
+      </w:pPr>
+      <w:r>
+        <w:rPr>
+          <w:rFonts w:ascii="Calibri" w:cs="Calibri" w:eastAsia="Calibri" w:hAnsi="Calibri"/>
+          <w:sz w:val="22"/>
+          <w:szCs w:val="22"/>
+        </w:rPr>
+        <w:t xml:space="preserve">Step 2 — multiplier m₃₂ = 6/(−2) = −3. R₃ − (−3)R₂ = R₃ + 3R₂.</w:t>
+      </w:r>
+    </w:p>
+    <w:p>
+      <w:pPr>
+        <w:pStyle w:val="ListParagraph"/>
+        <w:numPr>
+          <w:ilvl w:val="0"/>
+          <w:numId w:val="2"/>
+        </w:numPr>
+        <w:spacing w:after="80"/>
+      </w:pPr>
+      <w:r>
+        <w:rPr>
+          <w:rFonts w:ascii="Calibri" w:cs="Calibri" w:eastAsia="Calibri" w:hAnsi="Calibri"/>
+          <w:sz w:val="22"/>
+          <w:szCs w:val="22"/>
+        </w:rPr>
+        <w:t xml:space="preserve">Step 3 — (0,6,−1 | 14) + 3(0,−2,1 | −6) = (0,6,−1 | 14) + (0,−6,3 | −18) = (0, 0, 2 | −4).</w:t>
+      </w:r>
+    </w:p>
+    <w:p>
+      <w:pPr>
+        <w:pStyle w:val="ListParagraph"/>
+        <w:numPr>
+          <w:ilvl w:val="0"/>
+          <w:numId w:val="2"/>
+        </w:numPr>
+        <w:spacing w:after="80"/>
+      </w:pPr>
+      <w:r>
+        <w:rPr>
+          <w:rFonts w:ascii="Calibri" w:cs="Calibri" w:eastAsia="Calibri" w:hAnsi="Calibri"/>
+          <w:sz w:val="22"/>
+          <w:szCs w:val="22"/>
+        </w:rPr>
+        <w:t xml:space="preserve">Step 4 — upper-triangular system: rows (2,1,−1 | 6), (0,−2,1 | −6), (0,0,2 | −4).</w:t>
+      </w:r>
+    </w:p>
+    <w:p>
+      <w:pPr>
+        <w:pStyle w:val="ListParagraph"/>
+        <w:numPr>
+          <w:ilvl w:val="0"/>
+          <w:numId w:val="2"/>
+        </w:numPr>
+        <w:spacing w:after="80"/>
+      </w:pPr>
+      <w:r>
+        <w:rPr>
+          <w:rFonts w:ascii="Calibri" w:cs="Calibri" w:eastAsia="Calibri" w:hAnsi="Calibri"/>
+          <w:sz w:val="22"/>
+          <w:szCs w:val="22"/>
+        </w:rPr>
+        <w:t xml:space="preserve">Step 5 — pivots are 2, −2, 2, all nonzero, so A is nonsingular. Check: the product of the pivots is 2·(−2)·2 = −8, which equals det A (numpy: −8.0).</w:t>
       </w:r>
     </w:p>
     <w:p>
@@ -1037,25 +1847,115 @@
           <w:sz w:val="22"/>
           <w:szCs w:val="22"/>
         </w:rPr>
-        <w:t xml:space="preserve">Time: about 3 min.</w:t>
-      </w:r>
-    </w:p>
-    <w:p>
-      <w:pPr>
-        <w:pStyle w:val="ListParagraph"/>
-        <w:numPr>
-          <w:ilvl w:val="0"/>
-          <w:numId w:val="2"/>
-        </w:numPr>
-        <w:spacing w:after="80"/>
-      </w:pPr>
-      <w:r>
-        <w:rPr>
-          <w:rFonts w:ascii="Calibri" w:cs="Calibri" w:eastAsia="Calibri" w:hAnsi="Calibri"/>
-          <w:sz w:val="22"/>
-          <w:szCs w:val="22"/>
-        </w:rPr>
-        <w:t xml:space="preserve">2x₃ = −4 ⇒ x₃ = −2. −2x₂ + x₃ = −6 ⇒ −2x₂ = −4 ⇒ x₂ = 2. 2x₁ + x₂ − x₃ = 6 ⇒ 2x₁ = 6 − 2 − 2 = 2 ⇒ x₁ = 1. Check: 2+2+2 = 6, 4+0+2 = 6, −8+4−6 = −10. ✓ Notebook cell 6: x = [1, 2, −2] (numpy agrees). Also x = A⁻¹b using the notebook’s A⁻¹ gives (−1.5+3.75−1.25, 3+1.5−2.5, −6+9−5) = (1,2,−2).</w:t>
+        <w:t xml:space="preserve">Start at the bottom row of the upper-triangular system.</w:t>
+      </w:r>
+    </w:p>
+    <w:p>
+      <w:pPr>
+        <w:pStyle w:val="ListParagraph"/>
+        <w:numPr>
+          <w:ilvl w:val="0"/>
+          <w:numId w:val="2"/>
+        </w:numPr>
+        <w:spacing w:after="80"/>
+      </w:pPr>
+      <w:r>
+        <w:rPr>
+          <w:rFonts w:ascii="Calibri" w:cs="Calibri" w:eastAsia="Calibri" w:hAnsi="Calibri"/>
+          <w:sz w:val="22"/>
+          <w:szCs w:val="22"/>
+        </w:rPr>
+        <w:t xml:space="preserve">Step 1 — row 3: 2x₃ = −4, so x₃ = −2.</w:t>
+      </w:r>
+    </w:p>
+    <w:p>
+      <w:pPr>
+        <w:pStyle w:val="ListParagraph"/>
+        <w:numPr>
+          <w:ilvl w:val="0"/>
+          <w:numId w:val="2"/>
+        </w:numPr>
+        <w:spacing w:after="80"/>
+      </w:pPr>
+      <w:r>
+        <w:rPr>
+          <w:rFonts w:ascii="Calibri" w:cs="Calibri" w:eastAsia="Calibri" w:hAnsi="Calibri"/>
+          <w:sz w:val="22"/>
+          <w:szCs w:val="22"/>
+        </w:rPr>
+        <w:t xml:space="preserve">Step 2 — row 2: −2x₂ + x₃ = −6. Put in x₃ = −2: −2x₂ − 2 = −6, so −2x₂ = −6 + 2 = −4, so x₂ = 2.</w:t>
+      </w:r>
+    </w:p>
+    <w:p>
+      <w:pPr>
+        <w:pStyle w:val="ListParagraph"/>
+        <w:numPr>
+          <w:ilvl w:val="0"/>
+          <w:numId w:val="2"/>
+        </w:numPr>
+        <w:spacing w:after="80"/>
+      </w:pPr>
+      <w:r>
+        <w:rPr>
+          <w:rFonts w:ascii="Calibri" w:cs="Calibri" w:eastAsia="Calibri" w:hAnsi="Calibri"/>
+          <w:sz w:val="22"/>
+          <w:szCs w:val="22"/>
+        </w:rPr>
+        <w:t xml:space="preserve">Step 3 — row 1: 2x₁ + x₂ − x₃ = 6. Put in x₂ = 2, x₃ = −2: 2x₁ + 2 + 2 = 6, so 2x₁ = 6 − 2 − 2 = 2, so x₁ = 1.</w:t>
+      </w:r>
+    </w:p>
+    <w:p>
+      <w:pPr>
+        <w:pStyle w:val="ListParagraph"/>
+        <w:numPr>
+          <w:ilvl w:val="0"/>
+          <w:numId w:val="2"/>
+        </w:numPr>
+        <w:spacing w:after="80"/>
+      </w:pPr>
+      <w:r>
+        <w:rPr>
+          <w:rFonts w:ascii="Calibri" w:cs="Calibri" w:eastAsia="Calibri" w:hAnsi="Calibri"/>
+          <w:sz w:val="22"/>
+          <w:szCs w:val="22"/>
+        </w:rPr>
+        <w:t xml:space="preserve">Answer: x = (1, 2, −2).</w:t>
+      </w:r>
+    </w:p>
+    <w:p>
+      <w:pPr>
+        <w:pStyle w:val="ListParagraph"/>
+        <w:numPr>
+          <w:ilvl w:val="0"/>
+          <w:numId w:val="2"/>
+        </w:numPr>
+        <w:spacing w:after="80"/>
+      </w:pPr>
+      <w:r>
+        <w:rPr>
+          <w:rFonts w:ascii="Calibri" w:cs="Calibri" w:eastAsia="Calibri" w:hAnsi="Calibri"/>
+          <w:sz w:val="22"/>
+          <w:szCs w:val="22"/>
+        </w:rPr>
+        <w:t xml:space="preserve">Check in the ORIGINAL equations: 2(1) + 1(2) − 1(−2) = 2 + 2 + 2 = 6. 4(1) + 0(2) − 1(−2) = 4 + 0 + 2 = 6. −8(1) + 2(2) + 3(−2) = −8 + 4 − 6 = −10. ✓</w:t>
+      </w:r>
+    </w:p>
+    <w:p>
+      <w:pPr>
+        <w:pStyle w:val="ListParagraph"/>
+        <w:numPr>
+          <w:ilvl w:val="0"/>
+          <w:numId w:val="2"/>
+        </w:numPr>
+        <w:spacing w:after="80"/>
+      </w:pPr>
+      <w:r>
+        <w:rPr>
+          <w:rFonts w:ascii="Calibri" w:cs="Calibri" w:eastAsia="Calibri" w:hAnsi="Calibri"/>
+          <w:sz w:val="22"/>
+          <w:szCs w:val="22"/>
+        </w:rPr>
+        <w:t xml:space="preserve">Second check: x = A⁻¹b with the notebook's A⁻¹. Row 1 (−0.25, 0.625, 0.125): −1.5 + 3.75 − 1.25 = 1. Row 2 (0.5, 0.25, 0.25): 3 + 1.5 − 2.5 = 2. Row 3 (−1, 1.5, 0.5): −6 + 9 − 5 = −2. Same (1, 2, −2); notebook cell 6 prints x = [1, 2, −2].</w:t>
       </w:r>
     </w:p>
     <w:p>
@@ -1103,25 +2003,79 @@
           <w:sz w:val="22"/>
           <w:szCs w:val="22"/>
         </w:rPr>
-        <w:t xml:space="preserve">Time: about 2 min.</w:t>
-      </w:r>
-    </w:p>
-    <w:p>
-      <w:pPr>
-        <w:pStyle w:val="ListParagraph"/>
-        <w:numPr>
-          <w:ilvl w:val="0"/>
-          <w:numId w:val="2"/>
-        </w:numPr>
-        <w:spacing w:after="80"/>
-      </w:pPr>
-      <w:r>
-        <w:rPr>
-          <w:rFonts w:ascii="Calibri" w:cs="Calibri" w:eastAsia="Calibri" w:hAnsi="Calibri"/>
-          <w:sz w:val="22"/>
-          <w:szCs w:val="22"/>
-        </w:rPr>
-        <w:t xml:space="preserve">Notebook cell 7: heatmaps of [A|b]. The zeros march below the diagonal: after step 1 column x₁ is zero below the pivot, after step 2 column x₂ is too. The numbers are those on the previous slides.</w:t>
+        <w:t xml:space="preserve">Numbers behind the figure: three heatmaps of [A | b], shading by |entry|.</w:t>
+      </w:r>
+    </w:p>
+    <w:p>
+      <w:pPr>
+        <w:pStyle w:val="ListParagraph"/>
+        <w:numPr>
+          <w:ilvl w:val="0"/>
+          <w:numId w:val="2"/>
+        </w:numPr>
+        <w:spacing w:after="80"/>
+      </w:pPr>
+      <w:r>
+        <w:rPr>
+          <w:rFonts w:ascii="Calibri" w:cs="Calibri" w:eastAsia="Calibri" w:hAnsi="Calibri"/>
+          <w:sz w:val="22"/>
+          <w:szCs w:val="22"/>
+        </w:rPr>
+        <w:t xml:space="preserve">Original: rows (2,1,−1 | 6), (4,0,−1 | 6), (−8,2,3 | −10).</w:t>
+      </w:r>
+    </w:p>
+    <w:p>
+      <w:pPr>
+        <w:pStyle w:val="ListParagraph"/>
+        <w:numPr>
+          <w:ilvl w:val="0"/>
+          <w:numId w:val="2"/>
+        </w:numPr>
+        <w:spacing w:after="80"/>
+      </w:pPr>
+      <w:r>
+        <w:rPr>
+          <w:rFonts w:ascii="Calibri" w:cs="Calibri" w:eastAsia="Calibri" w:hAnsi="Calibri"/>
+          <w:sz w:val="22"/>
+          <w:szCs w:val="22"/>
+        </w:rPr>
+        <w:t xml:space="preserve">After step 1: (2,1,−1 | 6), (0,−2,1 | −6), (0,6,−1 | 14). Column x₁ is zero below the pivot 2.</w:t>
+      </w:r>
+    </w:p>
+    <w:p>
+      <w:pPr>
+        <w:pStyle w:val="ListParagraph"/>
+        <w:numPr>
+          <w:ilvl w:val="0"/>
+          <w:numId w:val="2"/>
+        </w:numPr>
+        <w:spacing w:after="80"/>
+      </w:pPr>
+      <w:r>
+        <w:rPr>
+          <w:rFonts w:ascii="Calibri" w:cs="Calibri" w:eastAsia="Calibri" w:hAnsi="Calibri"/>
+          <w:sz w:val="22"/>
+          <w:szCs w:val="22"/>
+        </w:rPr>
+        <w:t xml:space="preserve">After step 2: (2,1,−1 | 6), (0,−2,1 | −6), (0,0,2 | −4). Column x₂ is zero below the pivot −2.</w:t>
+      </w:r>
+    </w:p>
+    <w:p>
+      <w:pPr>
+        <w:pStyle w:val="ListParagraph"/>
+        <w:numPr>
+          <w:ilvl w:val="0"/>
+          <w:numId w:val="2"/>
+        </w:numPr>
+        <w:spacing w:after="80"/>
+      </w:pPr>
+      <w:r>
+        <w:rPr>
+          <w:rFonts w:ascii="Calibri" w:cs="Calibri" w:eastAsia="Calibri" w:hAnsi="Calibri"/>
+          <w:sz w:val="22"/>
+          <w:szCs w:val="22"/>
+        </w:rPr>
+        <w:t xml:space="preserve">Point at: the zeros march down column by column, forming a staircase below the diagonal.</w:t>
       </w:r>
     </w:p>
     <w:p>
@@ -1169,25 +2123,61 @@
           <w:sz w:val="22"/>
           <w:szCs w:val="22"/>
         </w:rPr>
-        <w:t xml:space="preserve">Time: about 2 min.</w:t>
-      </w:r>
-    </w:p>
-    <w:p>
-      <w:pPr>
-        <w:pStyle w:val="ListParagraph"/>
-        <w:numPr>
-          <w:ilvl w:val="0"/>
-          <w:numId w:val="2"/>
-        </w:numPr>
-        <w:spacing w:after="80"/>
-      </w:pPr>
-      <w:r>
-        <w:rPr>
-          <w:rFonts w:ascii="Calibri" w:cs="Calibri" w:eastAsia="Calibri" w:hAnsi="Calibri"/>
-          <w:sz w:val="22"/>
-          <w:szCs w:val="22"/>
-        </w:rPr>
-        <w:t xml:space="preserve">Nonsingular: every step finds a nonzero pivot (after a row swap if needed). Singular: at some step every remaining equation has zero coefficient for the current variable, or the last pivot is zero. Partial pivoting keeps the numerics stable in code.</w:t>
+        <w:t xml:space="preserve">Concept slide. State the test, then give a numeric picture.</w:t>
+      </w:r>
+    </w:p>
+    <w:p>
+      <w:pPr>
+        <w:pStyle w:val="ListParagraph"/>
+        <w:numPr>
+          <w:ilvl w:val="0"/>
+          <w:numId w:val="2"/>
+        </w:numPr>
+        <w:spacing w:after="80"/>
+      </w:pPr>
+      <w:r>
+        <w:rPr>
+          <w:rFonts w:ascii="Calibri" w:cs="Calibri" w:eastAsia="Calibri" w:hAnsi="Calibri"/>
+          <w:sz w:val="22"/>
+          <w:szCs w:val="22"/>
+        </w:rPr>
+        <w:t xml:space="preserve">Nonsingular: every elimination step finds a nonzero pivot (possibly after swapping rows), and the last pivot is nonzero. Example: slide 13, pivots 2, −2, 2.</w:t>
+      </w:r>
+    </w:p>
+    <w:p>
+      <w:pPr>
+        <w:pStyle w:val="ListParagraph"/>
+        <w:numPr>
+          <w:ilvl w:val="0"/>
+          <w:numId w:val="2"/>
+        </w:numPr>
+        <w:spacing w:after="80"/>
+      </w:pPr>
+      <w:r>
+        <w:rPr>
+          <w:rFonts w:ascii="Calibri" w:cs="Calibri" w:eastAsia="Calibri" w:hAnsi="Calibri"/>
+          <w:sz w:val="22"/>
+          <w:szCs w:val="22"/>
+        </w:rPr>
+        <w:t xml:space="preserve">Singular: at some step the pivot is 0 and every candidate below it is also 0, or the last pivot is 0. Example on slide 22: after step 2 row 3 is (0,0,0 | 1).</w:t>
+      </w:r>
+    </w:p>
+    <w:p>
+      <w:pPr>
+        <w:pStyle w:val="ListParagraph"/>
+        <w:numPr>
+          <w:ilvl w:val="0"/>
+          <w:numId w:val="2"/>
+        </w:numPr>
+        <w:spacing w:after="80"/>
+      </w:pPr>
+      <w:r>
+        <w:rPr>
+          <w:rFonts w:ascii="Calibri" w:cs="Calibri" w:eastAsia="Calibri" w:hAnsi="Calibri"/>
+          <w:sz w:val="22"/>
+          <w:szCs w:val="22"/>
+        </w:rPr>
+        <w:t xml:space="preserve">Partial pivoting (in code): swap in the largest-magnitude entry of the column as the pivot, which keeps rounding errors small. Not needed for hand calculations with small integers.</w:t>
       </w:r>
     </w:p>
     <w:p>
@@ -1235,53 +2225,115 @@
           <w:sz w:val="22"/>
           <w:szCs w:val="22"/>
         </w:rPr>
-        <w:t xml:space="preserve">Time: about 4 min.</w:t>
-      </w:r>
-    </w:p>
-    <w:p>
-      <w:pPr>
-        <w:pStyle w:val="ListParagraph"/>
-        <w:numPr>
-          <w:ilvl w:val="0"/>
-          <w:numId w:val="2"/>
-        </w:numPr>
-        <w:spacing w:after="80"/>
-      </w:pPr>
-      <w:r>
-        <w:rPr>
-          <w:rFonts w:ascii="Calibri" w:cs="Calibri" w:eastAsia="Calibri" w:hAnsi="Calibri"/>
-          <w:sz w:val="22"/>
-          <w:szCs w:val="22"/>
-        </w:rPr>
-        <w:t xml:space="preserve">[[0,2,1],[1,1,1],[2,1,3]]x = (3,2,1). Swap R₁ and R₂: rows (1,1,1|2), (0,2,1|3), (2,1,3|1). R₃ − 2R₁ = (0,−1,1|−3). R₃ + ½R₂ = (0,0,3/2|−3/2). x₃ = −1, then 2x₂ − 1 = 3 gives x₂ = 2, then x₁ + 2 − 1 = 2 gives x₁ = 1. Check: 0+4−1 = 3, 1+2−1 = 2, 2+2−3 = 1.</w:t>
-      </w:r>
-    </w:p>
-    <w:p>
-      <w:pPr>
-        <w:pBdr>
-          <w:left w:val="single" w:color="7A1A1A" w:sz="18" w:space="8"/>
-        </w:pBdr>
-        <w:spacing w:after="140" w:before="100"/>
-        <w:ind w:left="360"/>
-      </w:pPr>
-      <w:r>
-        <w:rPr>
-          <w:rFonts w:ascii="Calibri" w:cs="Calibri" w:eastAsia="Calibri" w:hAnsi="Calibri"/>
-          <w:b/>
-          <w:bCs/>
-          <w:color w:val="7A1A1A"/>
-          <w:sz w:val="22"/>
-          <w:szCs w:val="22"/>
-        </w:rPr>
-        <w:t xml:space="preserve">Pitfall: </w:t>
-      </w:r>
-      <w:r>
-        <w:rPr>
-          <w:rFonts w:ascii="Calibri" w:cs="Calibri" w:eastAsia="Calibri" w:hAnsi="Calibri"/>
-          <w:sz w:val="22"/>
-          <w:szCs w:val="22"/>
-        </w:rPr>
-        <w:t xml:space="preserve">A zero pivot is not automatically singular: look for a nonzero entry below it and swap.</w:t>
+        <w:t xml:space="preserve">Data: [[0,2,1],[1,1,1],[2,1,3]] x = (3, 2, 1). The first pivot a₁₁ = 0, so we cannot divide by it.</w:t>
+      </w:r>
+    </w:p>
+    <w:p>
+      <w:pPr>
+        <w:pStyle w:val="ListParagraph"/>
+        <w:numPr>
+          <w:ilvl w:val="0"/>
+          <w:numId w:val="2"/>
+        </w:numPr>
+        <w:spacing w:after="80"/>
+      </w:pPr>
+      <w:r>
+        <w:rPr>
+          <w:rFonts w:ascii="Calibri" w:cs="Calibri" w:eastAsia="Calibri" w:hAnsi="Calibri"/>
+          <w:sz w:val="22"/>
+          <w:szCs w:val="22"/>
+        </w:rPr>
+        <w:t xml:space="preserve">Step 1 — swap rows 1 and 2 (the system is unchanged by reordering equations): (1,1,1 | 2), (0,2,1 | 3), (2,1,3 | 1). Pivot 1.</w:t>
+      </w:r>
+    </w:p>
+    <w:p>
+      <w:pPr>
+        <w:pStyle w:val="ListParagraph"/>
+        <w:numPr>
+          <w:ilvl w:val="0"/>
+          <w:numId w:val="2"/>
+        </w:numPr>
+        <w:spacing w:after="80"/>
+      </w:pPr>
+      <w:r>
+        <w:rPr>
+          <w:rFonts w:ascii="Calibri" w:cs="Calibri" w:eastAsia="Calibri" w:hAnsi="Calibri"/>
+          <w:sz w:val="22"/>
+          <w:szCs w:val="22"/>
+        </w:rPr>
+        <w:t xml:space="preserve">Step 2 — row 2 already has 0 in column 1 (multiplier 0). Row 3: multiplier 2/1 = 2. R₃ − 2R₁: (2,1,3 | 1) − 2(1,1,1 | 2) = (2,1,3 | 1) − (2,2,2 | 4) = (0, −1, 1 | −3).</w:t>
+      </w:r>
+    </w:p>
+    <w:p>
+      <w:pPr>
+        <w:pStyle w:val="ListParagraph"/>
+        <w:numPr>
+          <w:ilvl w:val="0"/>
+          <w:numId w:val="2"/>
+        </w:numPr>
+        <w:spacing w:after="80"/>
+      </w:pPr>
+      <w:r>
+        <w:rPr>
+          <w:rFonts w:ascii="Calibri" w:cs="Calibri" w:eastAsia="Calibri" w:hAnsi="Calibri"/>
+          <w:sz w:val="22"/>
+          <w:szCs w:val="22"/>
+        </w:rPr>
+        <w:t xml:space="preserve">Step 3 — pivot 2 (row 2, column 2). Row 3 entry −1, multiplier −1/2. R₃ − (−1/2)R₂ = R₃ + (1/2)R₂: (0,−1,1 | −3) + (1/2)(0,2,1 | 3) = (0,−1,1 | −3) + (0,1,1/2 | 3/2) = (0, 0, 3/2 | −3/2).</w:t>
+      </w:r>
+    </w:p>
+    <w:p>
+      <w:pPr>
+        <w:pStyle w:val="ListParagraph"/>
+        <w:numPr>
+          <w:ilvl w:val="0"/>
+          <w:numId w:val="2"/>
+        </w:numPr>
+        <w:spacing w:after="80"/>
+      </w:pPr>
+      <w:r>
+        <w:rPr>
+          <w:rFonts w:ascii="Calibri" w:cs="Calibri" w:eastAsia="Calibri" w:hAnsi="Calibri"/>
+          <w:sz w:val="22"/>
+          <w:szCs w:val="22"/>
+        </w:rPr>
+        <w:t xml:space="preserve">Step 4 — back-substitute. (3/2)x₃ = −3/2, so x₃ = −1. Row 2: 2x₂ + x₃ = 3, 2x₂ − 1 = 3, x₂ = 2. Row 1: x₁ + x₂ + x₃ = 2, x₁ + 2 − 1 = 2, x₁ = 1.</w:t>
+      </w:r>
+    </w:p>
+    <w:p>
+      <w:pPr>
+        <w:pStyle w:val="ListParagraph"/>
+        <w:numPr>
+          <w:ilvl w:val="0"/>
+          <w:numId w:val="2"/>
+        </w:numPr>
+        <w:spacing w:after="80"/>
+      </w:pPr>
+      <w:r>
+        <w:rPr>
+          <w:rFonts w:ascii="Calibri" w:cs="Calibri" w:eastAsia="Calibri" w:hAnsi="Calibri"/>
+          <w:sz w:val="22"/>
+          <w:szCs w:val="22"/>
+        </w:rPr>
+        <w:t xml:space="preserve">Check in the original rows: 0(1) + 2(2) + 1(−1) = 4 − 1 = 3 ✓; 1 + 2 − 1 = 2 ✓; 2(1) + 1(2) + 3(−1) = 2 + 2 − 3 = 1 ✓. So x = (1, 2, −1).</w:t>
+      </w:r>
+    </w:p>
+    <w:p>
+      <w:pPr>
+        <w:pStyle w:val="ListParagraph"/>
+        <w:numPr>
+          <w:ilvl w:val="0"/>
+          <w:numId w:val="2"/>
+        </w:numPr>
+        <w:spacing w:after="80"/>
+      </w:pPr>
+      <w:r>
+        <w:rPr>
+          <w:rFonts w:ascii="Calibri" w:cs="Calibri" w:eastAsia="Calibri" w:hAnsi="Calibri"/>
+          <w:sz w:val="22"/>
+          <w:szCs w:val="22"/>
+        </w:rPr>
+        <w:t xml:space="preserve">Pitfall: a zero pivot is not automatically singular; look for a nonzero entry below it and swap.</w:t>
       </w:r>
     </w:p>
     <w:p>
@@ -1329,25 +2381,43 @@
           <w:sz w:val="22"/>
           <w:szCs w:val="22"/>
         </w:rPr>
-        <w:t xml:space="preserve">Time: about 6 min.</w:t>
-      </w:r>
-    </w:p>
-    <w:p>
-      <w:pPr>
-        <w:pStyle w:val="ListParagraph"/>
-        <w:numPr>
-          <w:ilvl w:val="0"/>
-          <w:numId w:val="2"/>
-        </w:numPr>
-        <w:spacing w:after="80"/>
-      </w:pPr>
-      <w:r>
-        <w:rPr>
-          <w:rFonts w:ascii="Calibri" w:cs="Calibri" w:eastAsia="Calibri" w:hAnsi="Calibri"/>
-          <w:sz w:val="22"/>
-          <w:szCs w:val="22"/>
-        </w:rPr>
-        <w:t xml:space="preserve">A = [[1,1,1],[2,3,1],[3,1,2]], b = (2,2,7). Write the multipliers. Give 6 minutes.</w:t>
+        <w:t xml:space="preserve">Give 6 minutes. Board: A = [[1,1,1],[2,3,1],[3,1,2]], b = (2, 2, 7).</w:t>
+      </w:r>
+    </w:p>
+    <w:p>
+      <w:pPr>
+        <w:pStyle w:val="ListParagraph"/>
+        <w:numPr>
+          <w:ilvl w:val="0"/>
+          <w:numId w:val="2"/>
+        </w:numPr>
+        <w:spacing w:after="80"/>
+      </w:pPr>
+      <w:r>
+        <w:rPr>
+          <w:rFonts w:ascii="Calibri" w:cs="Calibri" w:eastAsia="Calibri" w:hAnsi="Calibri"/>
+          <w:sz w:val="22"/>
+          <w:szCs w:val="22"/>
+        </w:rPr>
+        <w:t xml:space="preserve">Prompts: (a) pivot in row 1 is 1; write both multipliers (2/1 and 3/1) and do R₂ − 2R₁, R₃ − 3R₁. (b) the new pivot is in row 2; write the multiplier for row 3 and clear column 2. (c) back-substitute. (d) check x in all three ORIGINAL equations.</w:t>
+      </w:r>
+    </w:p>
+    <w:p>
+      <w:pPr>
+        <w:pStyle w:val="ListParagraph"/>
+        <w:numPr>
+          <w:ilvl w:val="0"/>
+          <w:numId w:val="2"/>
+        </w:numPr>
+        <w:spacing w:after="80"/>
+      </w:pPr>
+      <w:r>
+        <w:rPr>
+          <w:rFonts w:ascii="Calibri" w:cs="Calibri" w:eastAsia="Calibri" w:hAnsi="Calibri"/>
+          <w:sz w:val="22"/>
+          <w:szCs w:val="22"/>
+        </w:rPr>
+        <w:t xml:space="preserve">Watch for sign errors when the multiplier is negative (R₃ − (−2)R₂ = R₃ + 2R₂). Answer on the next slide: x = (2, −1, 1).</w:t>
       </w:r>
     </w:p>
     <w:p>
@@ -1395,25 +2465,97 @@
           <w:sz w:val="22"/>
           <w:szCs w:val="22"/>
         </w:rPr>
-        <w:t xml:space="preserve">Time: about 3 min.</w:t>
-      </w:r>
-    </w:p>
-    <w:p>
-      <w:pPr>
-        <w:pStyle w:val="ListParagraph"/>
-        <w:numPr>
-          <w:ilvl w:val="0"/>
-          <w:numId w:val="2"/>
-        </w:numPr>
-        <w:spacing w:after="80"/>
-      </w:pPr>
-      <w:r>
-        <w:rPr>
-          <w:rFonts w:ascii="Calibri" w:cs="Calibri" w:eastAsia="Calibri" w:hAnsi="Calibri"/>
-          <w:sz w:val="22"/>
-          <w:szCs w:val="22"/>
-        </w:rPr>
-        <w:t xml:space="preserve">Multipliers 2 and 3. R₂ − 2R₁ = (0,1,−1|−2); R₃ − 3R₁ = (0,−2,−1|1). Multiplier −2/1 = −2: R₃ + 2R₂ = (0,0,−3|−3). x₃ = 1; x₂ − 1 = −2 gives x₂ = −1; x₁ − 1 + 1 = 2 gives x₁ = 2. Check: 2−1+1 = 2, 4−3+1 = 2, 6−1+2 = 7. ✓</w:t>
+        <w:t xml:space="preserve">Step 1 — pivot 1 (row 1). Multipliers: m₂₁ = 2/1 = 2, m₃₁ = 3/1 = 3.</w:t>
+      </w:r>
+    </w:p>
+    <w:p>
+      <w:pPr>
+        <w:pStyle w:val="ListParagraph"/>
+        <w:numPr>
+          <w:ilvl w:val="0"/>
+          <w:numId w:val="2"/>
+        </w:numPr>
+        <w:spacing w:after="80"/>
+      </w:pPr>
+      <w:r>
+        <w:rPr>
+          <w:rFonts w:ascii="Calibri" w:cs="Calibri" w:eastAsia="Calibri" w:hAnsi="Calibri"/>
+          <w:sz w:val="22"/>
+          <w:szCs w:val="22"/>
+        </w:rPr>
+        <w:t xml:space="preserve">Step 2 — R₂ − 2R₁: (2,3,1 | 2) − 2(1,1,1 | 2) = (2,3,1 | 2) − (2,2,2 | 4) = (0, 1, −1 | −2).</w:t>
+      </w:r>
+    </w:p>
+    <w:p>
+      <w:pPr>
+        <w:pStyle w:val="ListParagraph"/>
+        <w:numPr>
+          <w:ilvl w:val="0"/>
+          <w:numId w:val="2"/>
+        </w:numPr>
+        <w:spacing w:after="80"/>
+      </w:pPr>
+      <w:r>
+        <w:rPr>
+          <w:rFonts w:ascii="Calibri" w:cs="Calibri" w:eastAsia="Calibri" w:hAnsi="Calibri"/>
+          <w:sz w:val="22"/>
+          <w:szCs w:val="22"/>
+        </w:rPr>
+        <w:t xml:space="preserve">Step 3 — R₃ − 3R₁: (3,1,2 | 7) − 3(1,1,1 | 2) = (3,1,2 | 7) − (3,3,3 | 6) = (0, −2, −1 | 1).</w:t>
+      </w:r>
+    </w:p>
+    <w:p>
+      <w:pPr>
+        <w:pStyle w:val="ListParagraph"/>
+        <w:numPr>
+          <w:ilvl w:val="0"/>
+          <w:numId w:val="2"/>
+        </w:numPr>
+        <w:spacing w:after="80"/>
+      </w:pPr>
+      <w:r>
+        <w:rPr>
+          <w:rFonts w:ascii="Calibri" w:cs="Calibri" w:eastAsia="Calibri" w:hAnsi="Calibri"/>
+          <w:sz w:val="22"/>
+          <w:szCs w:val="22"/>
+        </w:rPr>
+        <w:t xml:space="preserve">Step 4 — new pivot 1 (row 2, column 2). Multiplier m₃₂ = −2/1 = −2. R₃ − (−2)R₂ = R₃ + 2R₂: (0,−2,−1 | 1) + 2(0,1,−1 | −2) = (0,−2,−1 | 1) + (0,2,−2 | −4) = (0, 0, −3 | −3).</w:t>
+      </w:r>
+    </w:p>
+    <w:p>
+      <w:pPr>
+        <w:pStyle w:val="ListParagraph"/>
+        <w:numPr>
+          <w:ilvl w:val="0"/>
+          <w:numId w:val="2"/>
+        </w:numPr>
+        <w:spacing w:after="80"/>
+      </w:pPr>
+      <w:r>
+        <w:rPr>
+          <w:rFonts w:ascii="Calibri" w:cs="Calibri" w:eastAsia="Calibri" w:hAnsi="Calibri"/>
+          <w:sz w:val="22"/>
+          <w:szCs w:val="22"/>
+        </w:rPr>
+        <w:t xml:space="preserve">Step 5 — back-substitute. −3x₃ = −3 ⇒ x₃ = 1. Row 2: x₂ − x₃ = −2 ⇒ x₂ = −2 + 1 = −1. Row 1: x₁ + x₂ + x₃ = 2 ⇒ x₁ = 2 + 1 − 1 = 2.</w:t>
+      </w:r>
+    </w:p>
+    <w:p>
+      <w:pPr>
+        <w:pStyle w:val="ListParagraph"/>
+        <w:numPr>
+          <w:ilvl w:val="0"/>
+          <w:numId w:val="2"/>
+        </w:numPr>
+        <w:spacing w:after="80"/>
+      </w:pPr>
+      <w:r>
+        <w:rPr>
+          <w:rFonts w:ascii="Calibri" w:cs="Calibri" w:eastAsia="Calibri" w:hAnsi="Calibri"/>
+          <w:sz w:val="22"/>
+          <w:szCs w:val="22"/>
+        </w:rPr>
+        <w:t xml:space="preserve">Check in the original system: 2 − 1 + 1 = 2 ✓; 2(2) + 3(−1) + 1 = 4 − 3 + 1 = 2 ✓; 3(2) + (−1) + 2(1) = 6 − 1 + 2 = 7 ✓. x = (2, −1, 1).</w:t>
       </w:r>
     </w:p>
     <w:p>
@@ -1461,25 +2603,61 @@
           <w:sz w:val="22"/>
           <w:szCs w:val="22"/>
         </w:rPr>
-        <w:t xml:space="preserve">Time: about 4 min.</w:t>
-      </w:r>
-    </w:p>
-    <w:p>
-      <w:pPr>
-        <w:pStyle w:val="ListParagraph"/>
-        <w:numPr>
-          <w:ilvl w:val="0"/>
-          <w:numId w:val="2"/>
-        </w:numPr>
-        <w:spacing w:after="80"/>
-      </w:pPr>
-      <w:r>
-        <w:rPr>
-          <w:rFonts w:ascii="Calibri" w:cs="Calibri" w:eastAsia="Calibri" w:hAnsi="Calibri"/>
-          <w:sz w:val="22"/>
-          <w:szCs w:val="22"/>
-        </w:rPr>
-        <w:t xml:space="preserve">A₁ = zero matrix, A₂ = [[1,0],[0,0]], A₃ = [[1,3],[2,6]] (the notebook cell 9 uses 3×3 versions of the same ideas). For each find a b with no solution and show Ax = 0 has more than one solution. Give 4 minutes.</w:t>
+        <w:t xml:space="preserve">Give 4 minutes. Board: A₁ = [[0,0],[0,0]], A₂ = [[1,0],[0,0]], A₃ = [[1,3],[2,6]].</w:t>
+      </w:r>
+    </w:p>
+    <w:p>
+      <w:pPr>
+        <w:pStyle w:val="ListParagraph"/>
+        <w:numPr>
+          <w:ilvl w:val="0"/>
+          <w:numId w:val="2"/>
+        </w:numPr>
+        <w:spacing w:after="80"/>
+      </w:pPr>
+      <w:r>
+        <w:rPr>
+          <w:rFonts w:ascii="Calibri" w:cs="Calibri" w:eastAsia="Calibri" w:hAnsi="Calibri"/>
+          <w:sz w:val="22"/>
+          <w:szCs w:val="22"/>
+        </w:rPr>
+        <w:t xml:space="preserve">Tasks: for each matrix (a) find a b with no solution; (b) show Ax = 0 has more than one solution (x = 0 always works; find a second).</w:t>
+      </w:r>
+    </w:p>
+    <w:p>
+      <w:pPr>
+        <w:pStyle w:val="ListParagraph"/>
+        <w:numPr>
+          <w:ilvl w:val="0"/>
+          <w:numId w:val="2"/>
+        </w:numPr>
+        <w:spacing w:after="80"/>
+      </w:pPr>
+      <w:r>
+        <w:rPr>
+          <w:rFonts w:ascii="Calibri" w:cs="Calibri" w:eastAsia="Calibri" w:hAnsi="Calibri"/>
+          <w:sz w:val="22"/>
+          <w:szCs w:val="22"/>
+        </w:rPr>
+        <w:t xml:space="preserve">Hints: write Ax out as two equations. For A₂ the second equation reads 0 = b₂. For A₃ row 2 is twice row 1, so choose b with b₂ ≠ 2b₁.</w:t>
+      </w:r>
+    </w:p>
+    <w:p>
+      <w:pPr>
+        <w:pStyle w:val="ListParagraph"/>
+        <w:numPr>
+          <w:ilvl w:val="0"/>
+          <w:numId w:val="2"/>
+        </w:numPr>
+        <w:spacing w:after="80"/>
+      </w:pPr>
+      <w:r>
+        <w:rPr>
+          <w:rFonts w:ascii="Calibri" w:cs="Calibri" w:eastAsia="Calibri" w:hAnsi="Calibri"/>
+          <w:sz w:val="22"/>
+          <w:szCs w:val="22"/>
+        </w:rPr>
+        <w:t xml:space="preserve">Expected: A₁: b = (1,0). A₂: b = (0,1). A₃: b = (1,0). Null solutions: A₁: (1,0), (0,1); A₂: (0,c); A₃: (3c, −c).</w:t>
       </w:r>
     </w:p>
     <w:p>
@@ -1527,43 +2705,97 @@
           <w:sz w:val="22"/>
           <w:szCs w:val="22"/>
         </w:rPr>
-        <w:t xml:space="preserve">Time: about 3 min.</w:t>
-      </w:r>
-    </w:p>
-    <w:p>
-      <w:pPr>
-        <w:pStyle w:val="ListParagraph"/>
-        <w:numPr>
-          <w:ilvl w:val="0"/>
-          <w:numId w:val="2"/>
-        </w:numPr>
-        <w:spacing w:after="80"/>
-      </w:pPr>
-      <w:r>
-        <w:rPr>
-          <w:rFonts w:ascii="Calibri" w:cs="Calibri" w:eastAsia="Calibri" w:hAnsi="Calibri"/>
-          <w:sz w:val="22"/>
-          <w:szCs w:val="22"/>
-        </w:rPr>
-        <w:t xml:space="preserve">A₁: b = (1,0) needs 0 = 1; A₁x = 0 for every x. A₂: A₂x = (x₁,0), b = (0,1) needs 0 = 1; A₂(0,c) = 0. A₃: A₃x = (x₁ + 3x₂)(1,2), b = (1,0) needs x₁+3x₂ = 1 and 2(x₁+3x₂) = 0; A₃(3c,−c) = 0.</w:t>
-      </w:r>
-    </w:p>
-    <w:p>
-      <w:pPr>
-        <w:pStyle w:val="ListParagraph"/>
-        <w:numPr>
-          <w:ilvl w:val="0"/>
-          <w:numId w:val="2"/>
-        </w:numPr>
-        <w:spacing w:after="80"/>
-      </w:pPr>
-      <w:r>
-        <w:rPr>
-          <w:rFonts w:ascii="Calibri" w:cs="Calibri" w:eastAsia="Calibri" w:hAnsi="Calibri"/>
-          <w:sz w:val="22"/>
-          <w:szCs w:val="22"/>
-        </w:rPr>
-        <w:t xml:space="preserve">Pattern: dependent columns, image is a proper subset of ℝ², some b unreachable, null space nontrivial. In elimination: R₂ − 2R₁ = (0,0|b₂ − 2b₁), a zero pivot no swap fixes; b = (1,0) leaves 0 = −2.</w:t>
+        <w:t xml:space="preserve">Notation: the null space of A is the set of all x with Ax = 0. It always contains x = 0; it is “non-trivial” if it contains more. Dependent columns: one column is a combination of the others. (Now on the slide.)</w:t>
+      </w:r>
+    </w:p>
+    <w:p>
+      <w:pPr>
+        <w:pStyle w:val="ListParagraph"/>
+        <w:numPr>
+          <w:ilvl w:val="0"/>
+          <w:numId w:val="2"/>
+        </w:numPr>
+        <w:spacing w:after="80"/>
+      </w:pPr>
+      <w:r>
+        <w:rPr>
+          <w:rFonts w:ascii="Calibri" w:cs="Calibri" w:eastAsia="Calibri" w:hAnsi="Calibri"/>
+          <w:sz w:val="22"/>
+          <w:szCs w:val="22"/>
+        </w:rPr>
+        <w:t xml:space="preserve">A₁ = [[0,0],[0,0]]. Step 1: A₁x = (0·x₁ + 0·x₂, 0·x₁ + 0·x₂) = (0,0) for every x. Step 2: b = (1,0) needs the first row to give 1, but it gives 0: 0 = 1, impossible. Step 3: A₁x = 0 holds for (1,0), (0,1), every x.</w:t>
+      </w:r>
+    </w:p>
+    <w:p>
+      <w:pPr>
+        <w:pStyle w:val="ListParagraph"/>
+        <w:numPr>
+          <w:ilvl w:val="0"/>
+          <w:numId w:val="2"/>
+        </w:numPr>
+        <w:spacing w:after="80"/>
+      </w:pPr>
+      <w:r>
+        <w:rPr>
+          <w:rFonts w:ascii="Calibri" w:cs="Calibri" w:eastAsia="Calibri" w:hAnsi="Calibri"/>
+          <w:sz w:val="22"/>
+          <w:szCs w:val="22"/>
+        </w:rPr>
+        <w:t xml:space="preserve">A₂ = [[1,0],[0,0]]. Step 1: A₂x = (x₁, 0), the image is the horizontal axis. Step 2: b = (0,1) needs 0 = 1, impossible. Step 3: A₂(0,c) = (0, 0) for every c, so the null space is the whole vertical axis.</w:t>
+      </w:r>
+    </w:p>
+    <w:p>
+      <w:pPr>
+        <w:pStyle w:val="ListParagraph"/>
+        <w:numPr>
+          <w:ilvl w:val="0"/>
+          <w:numId w:val="2"/>
+        </w:numPr>
+        <w:spacing w:after="80"/>
+      </w:pPr>
+      <w:r>
+        <w:rPr>
+          <w:rFonts w:ascii="Calibri" w:cs="Calibri" w:eastAsia="Calibri" w:hAnsi="Calibri"/>
+          <w:sz w:val="22"/>
+          <w:szCs w:val="22"/>
+        </w:rPr>
+        <w:t xml:space="preserve">A₃ = [[1,3],[2,6]]. Step 1: A₃x = (x₁ + 3x₂, 2x₁ + 6x₂) = (x₁ + 3x₂)(1,2), since row 2 is twice row 1. Step 2: b = (1,0) needs x₁ + 3x₂ = 1 and 2(x₁ + 3x₂) = 0; the second says x₁ + 3x₂ = 0, contradicting the first. Step 3: A₃(3c, −c) = (3c − 3c)(1,2) = 0 for every c.</w:t>
+      </w:r>
+    </w:p>
+    <w:p>
+      <w:pPr>
+        <w:pStyle w:val="ListParagraph"/>
+        <w:numPr>
+          <w:ilvl w:val="0"/>
+          <w:numId w:val="2"/>
+        </w:numPr>
+        <w:spacing w:after="80"/>
+      </w:pPr>
+      <w:r>
+        <w:rPr>
+          <w:rFonts w:ascii="Calibri" w:cs="Calibri" w:eastAsia="Calibri" w:hAnsi="Calibri"/>
+          <w:sz w:val="22"/>
+          <w:szCs w:val="22"/>
+        </w:rPr>
+        <w:t xml:space="preserve">In elimination (A₃): R₂ − 2R₁ = (2−2, 6−6 | b₂ − 2b₁) = (0,0 | b₂ − 2b₁). The zero pivot cannot be fixed by a swap. With b = (1,0): 0 = 0 − 2 = −2, impossible.</w:t>
+      </w:r>
+    </w:p>
+    <w:p>
+      <w:pPr>
+        <w:pStyle w:val="ListParagraph"/>
+        <w:numPr>
+          <w:ilvl w:val="0"/>
+          <w:numId w:val="2"/>
+        </w:numPr>
+        <w:spacing w:after="80"/>
+      </w:pPr>
+      <w:r>
+        <w:rPr>
+          <w:rFonts w:ascii="Calibri" w:cs="Calibri" w:eastAsia="Calibri" w:hAnsi="Calibri"/>
+          <w:sz w:val="22"/>
+          <w:szCs w:val="22"/>
+        </w:rPr>
+        <w:t xml:space="preserve">Pattern: dependent columns mean the image is a proper subset of ℝ² (only a line here), so some b are unreachable, and the null space is non-trivial.</w:t>
       </w:r>
     </w:p>
     <w:p>
@@ -1611,25 +2843,97 @@
           <w:sz w:val="22"/>
           <w:szCs w:val="22"/>
         </w:rPr>
-        <w:t xml:space="preserve">Time: about 3 min.</w:t>
-      </w:r>
-    </w:p>
-    <w:p>
-      <w:pPr>
-        <w:pStyle w:val="ListParagraph"/>
-        <w:numPr>
-          <w:ilvl w:val="0"/>
-          <w:numId w:val="2"/>
-        </w:numPr>
-        <w:spacing w:after="80"/>
-      </w:pPr>
-      <w:r>
-        <w:rPr>
-          <w:rFonts w:ascii="Calibri" w:cs="Calibri" w:eastAsia="Calibri" w:hAnsi="Calibri"/>
-          <w:sz w:val="22"/>
-          <w:szCs w:val="22"/>
-        </w:rPr>
-        <w:t xml:space="preserve">A = [[1,2,1],[2,3,0],[0,1,2]], b = (4,5,4). R₂ − 2R₁ = (0,−1,−2|−3); R₃ already has 0 in column 1. Multiplier 1/(−1) = −1: R₃ + R₂ = (0,0,0|1). Row 3 reads 0 = 1: no solution.</w:t>
+        <w:t xml:space="preserve">Data: A = [[1,2,1],[2,3,0],[0,1,2]], b = (4, 5, 4). Pivot 1 (row 1).</w:t>
+      </w:r>
+    </w:p>
+    <w:p>
+      <w:pPr>
+        <w:pStyle w:val="ListParagraph"/>
+        <w:numPr>
+          <w:ilvl w:val="0"/>
+          <w:numId w:val="2"/>
+        </w:numPr>
+        <w:spacing w:after="80"/>
+      </w:pPr>
+      <w:r>
+        <w:rPr>
+          <w:rFonts w:ascii="Calibri" w:cs="Calibri" w:eastAsia="Calibri" w:hAnsi="Calibri"/>
+          <w:sz w:val="22"/>
+          <w:szCs w:val="22"/>
+        </w:rPr>
+        <w:t xml:space="preserve">Step 1 — column 1: row 2 multiplier 2/1 = 2; row 3 multiplier 0/1 = 0 (it already has a 0).</w:t>
+      </w:r>
+    </w:p>
+    <w:p>
+      <w:pPr>
+        <w:pStyle w:val="ListParagraph"/>
+        <w:numPr>
+          <w:ilvl w:val="0"/>
+          <w:numId w:val="2"/>
+        </w:numPr>
+        <w:spacing w:after="80"/>
+      </w:pPr>
+      <w:r>
+        <w:rPr>
+          <w:rFonts w:ascii="Calibri" w:cs="Calibri" w:eastAsia="Calibri" w:hAnsi="Calibri"/>
+          <w:sz w:val="22"/>
+          <w:szCs w:val="22"/>
+        </w:rPr>
+        <w:t xml:space="preserve">Step 2 — R₂ − 2R₁: (2,3,0 | 5) − 2(1,2,1 | 4) = (2,3,0 | 5) − (2,4,2 | 8) = (0, −1, −2 | −3). Row 3 stays (0,1,2 | 4).</w:t>
+      </w:r>
+    </w:p>
+    <w:p>
+      <w:pPr>
+        <w:pStyle w:val="ListParagraph"/>
+        <w:numPr>
+          <w:ilvl w:val="0"/>
+          <w:numId w:val="2"/>
+        </w:numPr>
+        <w:spacing w:after="80"/>
+      </w:pPr>
+      <w:r>
+        <w:rPr>
+          <w:rFonts w:ascii="Calibri" w:cs="Calibri" w:eastAsia="Calibri" w:hAnsi="Calibri"/>
+          <w:sz w:val="22"/>
+          <w:szCs w:val="22"/>
+        </w:rPr>
+        <w:t xml:space="preserve">Step 3 — new pivot −1 (row 2, column 2). Row 3 entry 1, multiplier 1/(−1) = −1. R₃ − (−1)R₂ = R₃ + R₂.</w:t>
+      </w:r>
+    </w:p>
+    <w:p>
+      <w:pPr>
+        <w:pStyle w:val="ListParagraph"/>
+        <w:numPr>
+          <w:ilvl w:val="0"/>
+          <w:numId w:val="2"/>
+        </w:numPr>
+        <w:spacing w:after="80"/>
+      </w:pPr>
+      <w:r>
+        <w:rPr>
+          <w:rFonts w:ascii="Calibri" w:cs="Calibri" w:eastAsia="Calibri" w:hAnsi="Calibri"/>
+          <w:sz w:val="22"/>
+          <w:szCs w:val="22"/>
+        </w:rPr>
+        <w:t xml:space="preserve">Step 4 — (0,1,2 | 4) + (0,−1,−2 | −3) = (0, 0, 0 | 1).</w:t>
+      </w:r>
+    </w:p>
+    <w:p>
+      <w:pPr>
+        <w:pStyle w:val="ListParagraph"/>
+        <w:numPr>
+          <w:ilvl w:val="0"/>
+          <w:numId w:val="2"/>
+        </w:numPr>
+        <w:spacing w:after="80"/>
+      </w:pPr>
+      <w:r>
+        <w:rPr>
+          <w:rFonts w:ascii="Calibri" w:cs="Calibri" w:eastAsia="Calibri" w:hAnsi="Calibri"/>
+          <w:sz w:val="22"/>
+          <w:szCs w:val="22"/>
+        </w:rPr>
+        <w:t xml:space="preserve">Step 5 — the triangular system has last row 0x₁ + 0x₂ + 0x₃ = 1, impossible: no solution. Why: row 3 = 2·row 1 − row 2 ((2,4,2) − (2,3,0) = (0,1,2)), so the left sides are dependent. The right sides would need b₃ = 2b₁ − b₂ = 8 − 5 = 3, but b₃ = 4, hence 0 = 4 − 3 = 1. (numpy: rank 2, det 0.)</w:t>
       </w:r>
     </w:p>
     <w:p>
@@ -1677,25 +2981,43 @@
           <w:sz w:val="22"/>
           <w:szCs w:val="22"/>
         </w:rPr>
-        <w:t xml:space="preserve">Time: about 2 min.</w:t>
-      </w:r>
-    </w:p>
-    <w:p>
-      <w:pPr>
-        <w:pStyle w:val="ListParagraph"/>
-        <w:numPr>
-          <w:ilvl w:val="0"/>
-          <w:numId w:val="2"/>
-        </w:numPr>
-        <w:spacing w:after="80"/>
-      </w:pPr>
-      <w:r>
-        <w:rPr>
-          <w:rFonts w:ascii="Calibri" w:cs="Calibri" w:eastAsia="Calibri" w:hAnsi="Calibri"/>
-          <w:sz w:val="22"/>
-          <w:szCs w:val="22"/>
-        </w:rPr>
-        <w:t xml:space="preserve">(1) (AB)⁻¹ = A⁻¹B⁻¹ is wrong; order reverses (the [−5,18] example). (2) Zero pivot is not necessarily singular: try a swap first. (3) In forward substitution use all earlier unknowns, not just x_{i−1}.</w:t>
+        <w:t xml:space="preserve">Mistake 1 — (AB)⁻¹ = A⁻¹B⁻¹. The order reverses: (AB)⁻¹ = B⁻¹A⁻¹. On slide 6 the wrong order gave first row [−5, 18] instead of [1, 0] (1(1)+3(−2) = −5; 1(−3)+3(7) = 18).</w:t>
+      </w:r>
+    </w:p>
+    <w:p>
+      <w:pPr>
+        <w:pStyle w:val="ListParagraph"/>
+        <w:numPr>
+          <w:ilvl w:val="0"/>
+          <w:numId w:val="2"/>
+        </w:numPr>
+        <w:spacing w:after="80"/>
+      </w:pPr>
+      <w:r>
+        <w:rPr>
+          <w:rFonts w:ascii="Calibri" w:cs="Calibri" w:eastAsia="Calibri" w:hAnsi="Calibri"/>
+          <w:sz w:val="22"/>
+          <w:szCs w:val="22"/>
+        </w:rPr>
+        <w:t xml:space="preserve">Mistake 2 — calling A singular at the first zero pivot. On slide 17 the pivot a₁₁ = 0, yet the matrix was nonsingular: after swapping rows 1 and 2 we found pivots 1, 2, 3/2. It is singular only if every candidate below the zero is zero as well (slide 22).</w:t>
+      </w:r>
+    </w:p>
+    <w:p>
+      <w:pPr>
+        <w:pStyle w:val="ListParagraph"/>
+        <w:numPr>
+          <w:ilvl w:val="0"/>
+          <w:numId w:val="2"/>
+        </w:numPr>
+        <w:spacing w:after="80"/>
+      </w:pPr>
+      <w:r>
+        <w:rPr>
+          <w:rFonts w:ascii="Calibri" w:cs="Calibri" w:eastAsia="Calibri" w:hAnsi="Calibri"/>
+          <w:sz w:val="22"/>
+          <w:szCs w:val="22"/>
+        </w:rPr>
+        <w:t xml:space="preserve">Mistake 3 — forgetting earlier unknowns in substitution. Row 3 of the L example used both x₁ and x₂: x₃ = (b₃ − x₁ + 2x₂)/3. Using only x₂ would give the wrong answer.</w:t>
       </w:r>
     </w:p>
     <w:p>
